--- a/Progressive Work/Diary.docx
+++ b/Progressive Work/Diary.docx
@@ -1,44 +1,23 @@
 
 <file path=word/document.xml><?xml version="1.0" encoding="utf-8"?>
-<w:document xmlns:mc="http://schemas.openxmlformats.org/markup-compatibility/2006" xmlns:o="urn:schemas-microsoft-com:office:office" xmlns:r="http://schemas.openxmlformats.org/officeDocument/2006/relationships" xmlns:m="http://schemas.openxmlformats.org/officeDocument/2006/math" xmlns:v="urn:schemas-microsoft-com:vml" xmlns:wp="http://schemas.openxmlformats.org/drawingml/2006/wordprocessingDrawing" xmlns:w10="urn:schemas-microsoft-com:office:word" xmlns:w="http://schemas.openxmlformats.org/wordprocessingml/2006/main" xmlns:wne="http://schemas.microsoft.com/office/word/2006/wordml" xmlns:sl="http://schemas.openxmlformats.org/schemaLibrary/2006/main" xmlns:a="http://schemas.openxmlformats.org/drawingml/2006/main" xmlns:pic="http://schemas.openxmlformats.org/drawingml/2006/picture" xmlns:c="http://schemas.openxmlformats.org/drawingml/2006/chart" xmlns:lc="http://schemas.openxmlformats.org/drawingml/2006/lockedCanvas" xmlns:dgm="http://schemas.openxmlformats.org/drawingml/2006/diagram" xmlns:wps="http://schemas.microsoft.com/office/word/2010/wordprocessingShape" xmlns:wpg="http://schemas.microsoft.com/office/word/2010/wordprocessingGroup" xmlns:w14="http://schemas.microsoft.com/office/word/2010/wordml" xmlns:w15="http://schemas.microsoft.com/office/word/2012/wordml" xmlns:w16="http://schemas.microsoft.com/office/word/2018/wordml" xmlns:w16cex="http://schemas.microsoft.com/office/word/2018/wordml/cex" xmlns:w16cid="http://schemas.microsoft.com/office/word/2016/wordml/cid" xmlns="http://schemas.microsoft.com/office/tasks/2019/documenttasks" xmlns:cr="http://schemas.microsoft.com/office/comments/2020/reactions">
+<w:document xmlns:wpc="http://schemas.microsoft.com/office/word/2010/wordprocessingCanvas" xmlns:cx="http://schemas.microsoft.com/office/drawing/2014/chartex" xmlns:cx1="http://schemas.microsoft.com/office/drawing/2015/9/8/chartex" xmlns:cx2="http://schemas.microsoft.com/office/drawing/2015/10/21/chartex" xmlns:cx3="http://schemas.microsoft.com/office/drawing/2016/5/9/chartex" xmlns:cx4="http://schemas.microsoft.com/office/drawing/2016/5/10/chartex" xmlns:cx5="http://schemas.microsoft.com/office/drawing/2016/5/11/chartex" xmlns:cx6="http://schemas.microsoft.com/office/drawing/2016/5/12/chartex" xmlns:cx7="http://schemas.microsoft.com/office/drawing/2016/5/13/chartex" xmlns:cx8="http://schemas.microsoft.com/office/drawing/2016/5/14/chartex" xmlns:mc="http://schemas.openxmlformats.org/markup-compatibility/2006" xmlns:aink="http://schemas.microsoft.com/office/drawing/2016/ink" xmlns:am3d="http://schemas.microsoft.com/office/drawing/2017/model3d" xmlns:o="urn:schemas-microsoft-com:office:office" xmlns:oel="http://schemas.microsoft.com/office/2019/extlst" xmlns:r="http://schemas.openxmlformats.org/officeDocument/2006/relationships" xmlns:m="http://schemas.openxmlformats.org/officeDocument/2006/math" xmlns:v="urn:schemas-microsoft-com:vml" xmlns:wp14="http://schemas.microsoft.com/office/word/2010/wordprocessingDrawing" xmlns:wp="http://schemas.openxmlformats.org/drawingml/2006/wordprocessingDrawing" xmlns:w10="urn:schemas-microsoft-com:office:word" xmlns:w="http://schemas.openxmlformats.org/wordprocessingml/2006/main" xmlns:w14="http://schemas.microsoft.com/office/word/2010/wordml" xmlns:w15="http://schemas.microsoft.com/office/word/2012/wordml" xmlns:w16cex="http://schemas.microsoft.com/office/word/2018/wordml/cex" xmlns:w16cid="http://schemas.microsoft.com/office/word/2016/wordml/cid" xmlns:w16="http://schemas.microsoft.com/office/word/2018/wordml" xmlns:w16du="http://schemas.microsoft.com/office/word/2023/wordml/word16du" xmlns:w16sdtdh="http://schemas.microsoft.com/office/word/2020/wordml/sdtdatahash" xmlns:w16sdtfl="http://schemas.microsoft.com/office/word/2024/wordml/sdtformatlock" xmlns:w16se="http://schemas.microsoft.com/office/word/2015/wordml/symex" xmlns:wpg="http://schemas.microsoft.com/office/word/2010/wordprocessingGroup" xmlns:wpi="http://schemas.microsoft.com/office/word/2010/wordprocessingInk" xmlns:wne="http://schemas.microsoft.com/office/word/2006/wordml" xmlns:wps="http://schemas.microsoft.com/office/word/2010/wordprocessingShape" mc:Ignorable="w14 w15 w16se w16cid w16 w16cex w16sdtdh w16sdtfl w16du wp14">
   <w:background w:color="FFFFFF"/>
   <w:body>
     <w:p>
-      <w:pPr>
-        <w:rPr/>
-      </w:pPr>
       <w:r>
         <w:rPr>
           <w:u w:val="single"/>
-          <w:rtl w:val="0"/>
-        </w:rPr>
-        <w:t xml:space="preserve">Week 2</w:t>
-      </w:r>
-      <w:r>
-        <w:rPr>
-          <w:rtl w:val="0"/>
-        </w:rPr>
-      </w:r>
-    </w:p>
-    <w:p>
-      <w:pPr>
-        <w:rPr/>
-      </w:pPr>
-      <w:r>
-        <w:rPr>
-          <w:rtl w:val="0"/>
-        </w:rPr>
-        <w:t xml:space="preserve">Thought of fashion, working on research for fashion</w:t>
-      </w:r>
-    </w:p>
-    <w:p>
-      <w:pPr>
-        <w:rPr/>
-      </w:pPr>
-      <w:r>
-        <w:rPr>
-          <w:rtl w:val="0"/>
-        </w:rPr>
+        </w:rPr>
+        <w:t>Week 2</w:t>
+      </w:r>
+    </w:p>
+    <w:p>
+      <w:r>
+        <w:t>Thought of fashion, working on research for fashion</w:t>
+      </w:r>
+    </w:p>
+    <w:p>
+      <w:r>
         <w:t xml:space="preserve">Ideas: </w:t>
       </w:r>
     </w:p>
@@ -48,13 +27,9 @@
           <w:ilvl w:val="0"/>
           <w:numId w:val="3"/>
         </w:numPr>
-        <w:ind w:left="720" w:hanging="360"/>
-      </w:pPr>
-      <w:r>
-        <w:rPr>
-          <w:rtl w:val="0"/>
-        </w:rPr>
-        <w:t xml:space="preserve">Music festival</w:t>
+      </w:pPr>
+      <w:r>
+        <w:t>Music festival</w:t>
       </w:r>
     </w:p>
     <w:p>
@@ -63,13 +38,9 @@
           <w:ilvl w:val="0"/>
           <w:numId w:val="3"/>
         </w:numPr>
-        <w:ind w:left="720" w:hanging="360"/>
-      </w:pPr>
-      <w:r>
-        <w:rPr>
-          <w:rtl w:val="0"/>
-        </w:rPr>
-        <w:t xml:space="preserve">Smart dressing with AI</w:t>
+      </w:pPr>
+      <w:r>
+        <w:t>Smart dressing with AI</w:t>
       </w:r>
     </w:p>
     <w:p>
@@ -78,25 +49,12 @@
           <w:ilvl w:val="0"/>
           <w:numId w:val="3"/>
         </w:numPr>
-        <w:ind w:left="720" w:hanging="360"/>
-      </w:pPr>
-      <w:r>
-        <w:rPr>
-          <w:rtl w:val="0"/>
-        </w:rPr>
-        <w:t xml:space="preserve">Application to show your outfit and tag the shops that you bought them, people can follow, like, etc. (Like a social media)</w:t>
-      </w:r>
-    </w:p>
-    <w:p>
-      <w:pPr>
-        <w:rPr/>
-      </w:pPr>
-      <w:r>
-        <w:rPr>
-          <w:rtl w:val="0"/>
-        </w:rPr>
-      </w:r>
-    </w:p>
+      </w:pPr>
+      <w:r>
+        <w:t>Application to show your outfit and tag the shops that you bought them, people can follow, like, etc. (Like a social media)</w:t>
+      </w:r>
+    </w:p>
+    <w:p/>
     <w:p>
       <w:pPr>
         <w:rPr>
@@ -106,20 +64,13 @@
       <w:r>
         <w:rPr>
           <w:u w:val="single"/>
-          <w:rtl w:val="0"/>
-        </w:rPr>
-        <w:t xml:space="preserve">Week 3</w:t>
-      </w:r>
-    </w:p>
-    <w:p>
-      <w:pPr>
-        <w:rPr/>
-      </w:pPr>
-      <w:r>
-        <w:rPr>
-          <w:rtl w:val="0"/>
-        </w:rPr>
-        <w:t xml:space="preserve">Our idea got shut down</w:t>
+        </w:rPr>
+        <w:t>Week 3</w:t>
+      </w:r>
+    </w:p>
+    <w:p>
+      <w:r>
+        <w:t>Our idea got shut down</w:t>
       </w:r>
     </w:p>
     <w:p>
@@ -128,12 +79,8 @@
           <w:ilvl w:val="0"/>
           <w:numId w:val="4"/>
         </w:numPr>
-        <w:ind w:left="720" w:hanging="360"/>
-      </w:pPr>
-      <w:r>
-        <w:rPr>
-          <w:rtl w:val="0"/>
-        </w:rPr>
+      </w:pPr>
+      <w:r>
         <w:t xml:space="preserve">Tried to brainstorm </w:t>
       </w:r>
     </w:p>
@@ -143,25 +90,12 @@
           <w:ilvl w:val="0"/>
           <w:numId w:val="4"/>
         </w:numPr>
-        <w:ind w:left="720" w:hanging="360"/>
-      </w:pPr>
-      <w:r>
-        <w:rPr>
-          <w:rtl w:val="0"/>
-        </w:rPr>
-        <w:t xml:space="preserve">Find more research on Fashion domain</w:t>
-      </w:r>
-    </w:p>
-    <w:p>
-      <w:pPr>
-        <w:rPr/>
-      </w:pPr>
-      <w:r>
-        <w:rPr>
-          <w:rtl w:val="0"/>
-        </w:rPr>
-      </w:r>
-    </w:p>
+      </w:pPr>
+      <w:r>
+        <w:t>Find more research on Fashion domain</w:t>
+      </w:r>
+    </w:p>
+    <w:p/>
     <w:p>
       <w:pPr>
         <w:rPr>
@@ -171,20 +105,13 @@
       <w:r>
         <w:rPr>
           <w:u w:val="single"/>
-          <w:rtl w:val="0"/>
-        </w:rPr>
-        <w:t xml:space="preserve">Week 4</w:t>
-      </w:r>
-    </w:p>
-    <w:p>
-      <w:pPr>
-        <w:rPr/>
-      </w:pPr>
-      <w:r>
-        <w:rPr>
-          <w:rtl w:val="0"/>
-        </w:rPr>
-        <w:t xml:space="preserve">Found a new domain, working on research on domain</w:t>
+        </w:rPr>
+        <w:t>Week 4</w:t>
+      </w:r>
+    </w:p>
+    <w:p>
+      <w:r>
+        <w:t>Found a new domain, working on research on domain</w:t>
       </w:r>
     </w:p>
     <w:p>
@@ -193,13 +120,9 @@
           <w:ilvl w:val="0"/>
           <w:numId w:val="1"/>
         </w:numPr>
-        <w:ind w:left="720" w:hanging="360"/>
-      </w:pPr>
-      <w:r>
-        <w:rPr>
-          <w:rtl w:val="0"/>
-        </w:rPr>
-        <w:t xml:space="preserve">We stunted on fashion, decided we can’t explore any longer and it was starting to make us frustrated thus the pivot</w:t>
+      </w:pPr>
+      <w:r>
+        <w:t>We stunted on fashion, decided we can’t explore any longer and it was starting to make us frustrated thus the pivot</w:t>
       </w:r>
     </w:p>
     <w:p>
@@ -208,24 +131,14 @@
           <w:ilvl w:val="0"/>
           <w:numId w:val="1"/>
         </w:numPr>
-        <w:ind w:left="720" w:hanging="360"/>
-      </w:pPr>
-      <w:r>
-        <w:rPr>
-          <w:rtl w:val="0"/>
-        </w:rPr>
-        <w:t xml:space="preserve">We found another domain: Language Learning for Work Proficiency</w:t>
-      </w:r>
-    </w:p>
-    <w:p>
-      <w:pPr>
-        <w:rPr/>
-      </w:pPr>
-      <w:r>
-        <w:rPr>
-          <w:rtl w:val="0"/>
-        </w:rPr>
-        <w:t xml:space="preserve">Ideas:</w:t>
+      </w:pPr>
+      <w:r>
+        <w:t>We found another domain: Language Learning for Work Proficiency</w:t>
+      </w:r>
+    </w:p>
+    <w:p>
+      <w:r>
+        <w:t>Ideas:</w:t>
       </w:r>
     </w:p>
     <w:p>
@@ -234,30 +147,396 @@
           <w:ilvl w:val="0"/>
           <w:numId w:val="2"/>
         </w:numPr>
-        <w:ind w:left="720" w:hanging="360"/>
-        <w:rPr>
-          <w:u w:val="none"/>
-        </w:rPr>
-      </w:pPr>
-      <w:r>
-        <w:rPr>
-          <w:rtl w:val="0"/>
-        </w:rPr>
+      </w:pPr>
+      <w:r>
         <w:t xml:space="preserve">Assigned buddy for peer and newbie paring assisting in </w:t>
       </w:r>
     </w:p>
+    <w:p/>
+    <w:p>
+      <w:pPr>
+        <w:spacing w:line="240" w:lineRule="auto"/>
+        <w:rPr>
+          <w:rFonts w:ascii="Times New Roman" w:eastAsia="Times New Roman" w:hAnsi="Times New Roman" w:cs="Times New Roman"/>
+          <w:sz w:val="24"/>
+          <w:szCs w:val="24"/>
+          <w:lang w:val="en-AU"/>
+        </w:rPr>
+      </w:pPr>
+      <w:r>
+        <w:rPr>
+          <w:rFonts w:eastAsia="Times New Roman"/>
+          <w:color w:val="000000"/>
+          <w:u w:val="single"/>
+          <w:lang w:val="en-AU"/>
+        </w:rPr>
+        <w:t>Week 8</w:t>
+      </w:r>
+    </w:p>
+    <w:p>
+      <w:pPr>
+        <w:spacing w:line="240" w:lineRule="auto"/>
+        <w:rPr>
+          <w:rFonts w:ascii="Times New Roman" w:eastAsia="Times New Roman" w:hAnsi="Times New Roman" w:cs="Times New Roman"/>
+          <w:sz w:val="24"/>
+          <w:szCs w:val="24"/>
+          <w:lang w:val="en-AU"/>
+        </w:rPr>
+      </w:pPr>
+      <w:r>
+        <w:rPr>
+          <w:rFonts w:eastAsia="Times New Roman"/>
+          <w:i/>
+          <w:iCs/>
+          <w:color w:val="000000"/>
+          <w:lang w:val="en-AU"/>
+        </w:rPr>
+        <w:t>Discussion with tutor</w:t>
+      </w:r>
+    </w:p>
+    <w:p>
+      <w:pPr>
+        <w:numPr>
+          <w:ilvl w:val="0"/>
+          <w:numId w:val="5"/>
+        </w:numPr>
+        <w:spacing w:line="240" w:lineRule="auto"/>
+        <w:textAlignment w:val="baseline"/>
+        <w:rPr>
+          <w:rFonts w:eastAsia="Times New Roman"/>
+          <w:color w:val="000000"/>
+          <w:lang w:val="en-AU"/>
+        </w:rPr>
+      </w:pPr>
+      <w:r>
+        <w:rPr>
+          <w:rFonts w:eastAsia="Times New Roman"/>
+          <w:color w:val="000000"/>
+          <w:lang w:val="en-AU"/>
+        </w:rPr>
+        <w:t>What did you learn from your user research - do you have something to support that - what analysis methods have you done for it (thematic and grouping)</w:t>
+      </w:r>
+    </w:p>
+    <w:p>
+      <w:pPr>
+        <w:numPr>
+          <w:ilvl w:val="0"/>
+          <w:numId w:val="5"/>
+        </w:numPr>
+        <w:spacing w:line="240" w:lineRule="auto"/>
+        <w:textAlignment w:val="baseline"/>
+        <w:rPr>
+          <w:rFonts w:eastAsia="Times New Roman"/>
+          <w:color w:val="000000"/>
+          <w:lang w:val="en-AU"/>
+        </w:rPr>
+      </w:pPr>
+      <w:r>
+        <w:rPr>
+          <w:rFonts w:eastAsia="Times New Roman"/>
+          <w:color w:val="000000"/>
+          <w:lang w:val="en-AU"/>
+        </w:rPr>
+        <w:t>When you gave the presentation, did you get the chance to look at the peer feedback? Did you get the chance to address it and incorporate it into your research?</w:t>
+      </w:r>
+    </w:p>
+    <w:p>
+      <w:pPr>
+        <w:numPr>
+          <w:ilvl w:val="0"/>
+          <w:numId w:val="5"/>
+        </w:numPr>
+        <w:spacing w:line="240" w:lineRule="auto"/>
+        <w:textAlignment w:val="baseline"/>
+        <w:rPr>
+          <w:rFonts w:eastAsia="Times New Roman"/>
+          <w:color w:val="000000"/>
+          <w:lang w:val="en-AU"/>
+        </w:rPr>
+      </w:pPr>
+      <w:r>
+        <w:rPr>
+          <w:rFonts w:eastAsia="Times New Roman"/>
+          <w:color w:val="000000"/>
+          <w:lang w:val="en-AU"/>
+        </w:rPr>
+        <w:t>What are the current experience requirements?</w:t>
+      </w:r>
+    </w:p>
+    <w:p>
+      <w:pPr>
+        <w:numPr>
+          <w:ilvl w:val="1"/>
+          <w:numId w:val="6"/>
+        </w:numPr>
+        <w:spacing w:line="240" w:lineRule="auto"/>
+        <w:textAlignment w:val="baseline"/>
+        <w:rPr>
+          <w:rFonts w:eastAsia="Times New Roman"/>
+          <w:color w:val="000000"/>
+          <w:lang w:val="en-AU"/>
+        </w:rPr>
+      </w:pPr>
+      <w:r>
+        <w:rPr>
+          <w:rFonts w:eastAsia="Times New Roman"/>
+          <w:color w:val="000000"/>
+          <w:lang w:val="en-AU"/>
+        </w:rPr>
+        <w:t>Have a couple excerpts from interview data that support design decisions</w:t>
+      </w:r>
+    </w:p>
+    <w:p>
+      <w:pPr>
+        <w:numPr>
+          <w:ilvl w:val="0"/>
+          <w:numId w:val="5"/>
+        </w:numPr>
+        <w:spacing w:line="240" w:lineRule="auto"/>
+        <w:textAlignment w:val="baseline"/>
+        <w:rPr>
+          <w:rFonts w:eastAsia="Times New Roman"/>
+          <w:color w:val="000000"/>
+          <w:lang w:val="en-AU"/>
+        </w:rPr>
+      </w:pPr>
+      <w:r>
+        <w:rPr>
+          <w:rFonts w:eastAsia="Times New Roman"/>
+          <w:color w:val="000000"/>
+          <w:lang w:val="en-AU"/>
+        </w:rPr>
+        <w:t>What early prototypes have you made so far? They want to see ‘the robot’</w:t>
+      </w:r>
+    </w:p>
+    <w:p>
+      <w:pPr>
+        <w:numPr>
+          <w:ilvl w:val="0"/>
+          <w:numId w:val="5"/>
+        </w:numPr>
+        <w:spacing w:line="240" w:lineRule="auto"/>
+        <w:textAlignment w:val="baseline"/>
+        <w:rPr>
+          <w:rFonts w:eastAsia="Times New Roman"/>
+          <w:color w:val="000000"/>
+          <w:lang w:val="en-AU"/>
+        </w:rPr>
+      </w:pPr>
+      <w:r>
+        <w:rPr>
+          <w:rFonts w:eastAsia="Times New Roman"/>
+          <w:color w:val="000000"/>
+          <w:lang w:val="en-AU"/>
+        </w:rPr>
+        <w:t>What did you learn from testing the prototype with users?</w:t>
+      </w:r>
+    </w:p>
+    <w:p>
+      <w:pPr>
+        <w:numPr>
+          <w:ilvl w:val="0"/>
+          <w:numId w:val="5"/>
+        </w:numPr>
+        <w:spacing w:line="240" w:lineRule="auto"/>
+        <w:textAlignment w:val="baseline"/>
+        <w:rPr>
+          <w:rFonts w:eastAsia="Times New Roman"/>
+          <w:color w:val="000000"/>
+          <w:lang w:val="en-AU"/>
+        </w:rPr>
+      </w:pPr>
+      <w:r>
+        <w:rPr>
+          <w:rFonts w:eastAsia="Times New Roman"/>
+          <w:color w:val="000000"/>
+          <w:lang w:val="en-AU"/>
+        </w:rPr>
+        <w:t>What progress have you made on the functional prototype?</w:t>
+      </w:r>
+    </w:p>
+    <w:p>
+      <w:pPr>
+        <w:spacing w:line="240" w:lineRule="auto"/>
+        <w:rPr>
+          <w:rFonts w:ascii="Times New Roman" w:eastAsia="Times New Roman" w:hAnsi="Times New Roman" w:cs="Times New Roman"/>
+          <w:sz w:val="24"/>
+          <w:szCs w:val="24"/>
+          <w:lang w:val="en-AU"/>
+        </w:rPr>
+      </w:pPr>
+      <w:r>
+        <w:rPr>
+          <w:rFonts w:ascii="Times New Roman" w:eastAsia="Times New Roman" w:hAnsi="Times New Roman" w:cs="Times New Roman"/>
+          <w:sz w:val="24"/>
+          <w:szCs w:val="24"/>
+          <w:lang w:val="en-AU"/>
+        </w:rPr>
+        <w:br/>
+      </w:r>
+    </w:p>
+    <w:p>
+      <w:pPr>
+        <w:numPr>
+          <w:ilvl w:val="0"/>
+          <w:numId w:val="7"/>
+        </w:numPr>
+        <w:spacing w:line="240" w:lineRule="auto"/>
+        <w:textAlignment w:val="baseline"/>
+        <w:rPr>
+          <w:rFonts w:eastAsia="Times New Roman"/>
+          <w:color w:val="000000"/>
+          <w:lang w:val="en-AU"/>
+        </w:rPr>
+      </w:pPr>
+      <w:r>
+        <w:rPr>
+          <w:rFonts w:eastAsia="Times New Roman"/>
+          <w:color w:val="000000"/>
+          <w:lang w:val="en-AU"/>
+        </w:rPr>
+        <w:t>Hold off doing the iPad interface, main focus is building the physical robot</w:t>
+      </w:r>
+    </w:p>
+    <w:p>
+      <w:pPr>
+        <w:rPr>
+          <w:lang w:val="en-AU"/>
+        </w:rPr>
+      </w:pPr>
+    </w:p>
     <w:sectPr>
-      <w:pgSz w:h="16838" w:w="11906" w:orient="portrait"/>
-      <w:pgMar w:bottom="1440" w:top="1440" w:left="1440" w:right="1440" w:header="720" w:footer="720"/>
+      <w:headerReference w:type="even" r:id="rId7"/>
+      <w:headerReference w:type="default" r:id="rId8"/>
+      <w:footerReference w:type="even" r:id="rId9"/>
+      <w:footerReference w:type="default" r:id="rId10"/>
+      <w:headerReference w:type="first" r:id="rId11"/>
+      <w:footerReference w:type="first" r:id="rId12"/>
+      <w:pgSz w:w="11906" w:h="16838"/>
+      <w:pgMar w:top="1440" w:right="1440" w:bottom="1440" w:left="1440" w:header="720" w:footer="720" w:gutter="0"/>
       <w:pgNumType w:start="1"/>
+      <w:cols w:space="720"/>
     </w:sectPr>
   </w:body>
 </w:document>
 </file>
 
+<file path=word/endnotes.xml><?xml version="1.0" encoding="utf-8"?>
+<w:endnotes xmlns:wpc="http://schemas.microsoft.com/office/word/2010/wordprocessingCanvas" xmlns:cx="http://schemas.microsoft.com/office/drawing/2014/chartex" xmlns:cx1="http://schemas.microsoft.com/office/drawing/2015/9/8/chartex" xmlns:cx2="http://schemas.microsoft.com/office/drawing/2015/10/21/chartex" xmlns:cx3="http://schemas.microsoft.com/office/drawing/2016/5/9/chartex" xmlns:cx4="http://schemas.microsoft.com/office/drawing/2016/5/10/chartex" xmlns:cx5="http://schemas.microsoft.com/office/drawing/2016/5/11/chartex" xmlns:cx6="http://schemas.microsoft.com/office/drawing/2016/5/12/chartex" xmlns:cx7="http://schemas.microsoft.com/office/drawing/2016/5/13/chartex" xmlns:cx8="http://schemas.microsoft.com/office/drawing/2016/5/14/chartex" xmlns:mc="http://schemas.openxmlformats.org/markup-compatibility/2006" xmlns:aink="http://schemas.microsoft.com/office/drawing/2016/ink" xmlns:am3d="http://schemas.microsoft.com/office/drawing/2017/model3d" xmlns:o="urn:schemas-microsoft-com:office:office" xmlns:oel="http://schemas.microsoft.com/office/2019/extlst" xmlns:r="http://schemas.openxmlformats.org/officeDocument/2006/relationships" xmlns:m="http://schemas.openxmlformats.org/officeDocument/2006/math" xmlns:v="urn:schemas-microsoft-com:vml" xmlns:wp14="http://schemas.microsoft.com/office/word/2010/wordprocessingDrawing" xmlns:wp="http://schemas.openxmlformats.org/drawingml/2006/wordprocessingDrawing" xmlns:w10="urn:schemas-microsoft-com:office:word" xmlns:w="http://schemas.openxmlformats.org/wordprocessingml/2006/main" xmlns:w14="http://schemas.microsoft.com/office/word/2010/wordml" xmlns:w15="http://schemas.microsoft.com/office/word/2012/wordml" xmlns:w16cex="http://schemas.microsoft.com/office/word/2018/wordml/cex" xmlns:w16cid="http://schemas.microsoft.com/office/word/2016/wordml/cid" xmlns:w16="http://schemas.microsoft.com/office/word/2018/wordml" xmlns:w16du="http://schemas.microsoft.com/office/word/2023/wordml/word16du" xmlns:w16sdtdh="http://schemas.microsoft.com/office/word/2020/wordml/sdtdatahash" xmlns:w16sdtfl="http://schemas.microsoft.com/office/word/2024/wordml/sdtformatlock" xmlns:w16se="http://schemas.microsoft.com/office/word/2015/wordml/symex" xmlns:wpg="http://schemas.microsoft.com/office/word/2010/wordprocessingGroup" xmlns:wpi="http://schemas.microsoft.com/office/word/2010/wordprocessingInk" xmlns:wne="http://schemas.microsoft.com/office/word/2006/wordml" xmlns:wps="http://schemas.microsoft.com/office/word/2010/wordprocessingShape" mc:Ignorable="w14 w15 w16se w16cid w16 w16cex w16sdtdh w16sdtfl w16du wp14">
+  <w:endnote w:type="separator" w:id="-1">
+    <w:p>
+      <w:pPr>
+        <w:spacing w:line="240" w:lineRule="auto"/>
+      </w:pPr>
+      <w:r>
+        <w:separator/>
+      </w:r>
+    </w:p>
+  </w:endnote>
+  <w:endnote w:type="continuationSeparator" w:id="0">
+    <w:p>
+      <w:pPr>
+        <w:spacing w:line="240" w:lineRule="auto"/>
+      </w:pPr>
+      <w:r>
+        <w:continuationSeparator/>
+      </w:r>
+    </w:p>
+  </w:endnote>
+</w:endnotes>
+</file>
+
+<file path=word/footer1.xml><?xml version="1.0" encoding="utf-8"?>
+<w:ftr xmlns:wpc="http://schemas.microsoft.com/office/word/2010/wordprocessingCanvas" xmlns:cx="http://schemas.microsoft.com/office/drawing/2014/chartex" xmlns:cx1="http://schemas.microsoft.com/office/drawing/2015/9/8/chartex" xmlns:cx2="http://schemas.microsoft.com/office/drawing/2015/10/21/chartex" xmlns:cx3="http://schemas.microsoft.com/office/drawing/2016/5/9/chartex" xmlns:cx4="http://schemas.microsoft.com/office/drawing/2016/5/10/chartex" xmlns:cx5="http://schemas.microsoft.com/office/drawing/2016/5/11/chartex" xmlns:cx6="http://schemas.microsoft.com/office/drawing/2016/5/12/chartex" xmlns:cx7="http://schemas.microsoft.com/office/drawing/2016/5/13/chartex" xmlns:cx8="http://schemas.microsoft.com/office/drawing/2016/5/14/chartex" xmlns:mc="http://schemas.openxmlformats.org/markup-compatibility/2006" xmlns:aink="http://schemas.microsoft.com/office/drawing/2016/ink" xmlns:am3d="http://schemas.microsoft.com/office/drawing/2017/model3d" xmlns:o="urn:schemas-microsoft-com:office:office" xmlns:oel="http://schemas.microsoft.com/office/2019/extlst" xmlns:r="http://schemas.openxmlformats.org/officeDocument/2006/relationships" xmlns:m="http://schemas.openxmlformats.org/officeDocument/2006/math" xmlns:v="urn:schemas-microsoft-com:vml" xmlns:wp14="http://schemas.microsoft.com/office/word/2010/wordprocessingDrawing" xmlns:wp="http://schemas.openxmlformats.org/drawingml/2006/wordprocessingDrawing" xmlns:w10="urn:schemas-microsoft-com:office:word" xmlns:w="http://schemas.openxmlformats.org/wordprocessingml/2006/main" xmlns:w14="http://schemas.microsoft.com/office/word/2010/wordml" xmlns:w15="http://schemas.microsoft.com/office/word/2012/wordml" xmlns:w16cex="http://schemas.microsoft.com/office/word/2018/wordml/cex" xmlns:w16cid="http://schemas.microsoft.com/office/word/2016/wordml/cid" xmlns:w16="http://schemas.microsoft.com/office/word/2018/wordml" xmlns:w16du="http://schemas.microsoft.com/office/word/2023/wordml/word16du" xmlns:w16sdtdh="http://schemas.microsoft.com/office/word/2020/wordml/sdtdatahash" xmlns:w16sdtfl="http://schemas.microsoft.com/office/word/2024/wordml/sdtformatlock" xmlns:w16se="http://schemas.microsoft.com/office/word/2015/wordml/symex" xmlns:wpg="http://schemas.microsoft.com/office/word/2010/wordprocessingGroup" xmlns:wpi="http://schemas.microsoft.com/office/word/2010/wordprocessingInk" xmlns:wne="http://schemas.microsoft.com/office/word/2006/wordml" xmlns:wps="http://schemas.microsoft.com/office/word/2010/wordprocessingShape" mc:Ignorable="w14 w15 w16se w16cid w16 w16cex w16sdtdh w16sdtfl w16du wp14">
+  <w:p>
+    <w:pPr>
+      <w:pStyle w:val="Footer"/>
+    </w:pPr>
+  </w:p>
+</w:ftr>
+</file>
+
+<file path=word/footer2.xml><?xml version="1.0" encoding="utf-8"?>
+<w:ftr xmlns:wpc="http://schemas.microsoft.com/office/word/2010/wordprocessingCanvas" xmlns:cx="http://schemas.microsoft.com/office/drawing/2014/chartex" xmlns:cx1="http://schemas.microsoft.com/office/drawing/2015/9/8/chartex" xmlns:cx2="http://schemas.microsoft.com/office/drawing/2015/10/21/chartex" xmlns:cx3="http://schemas.microsoft.com/office/drawing/2016/5/9/chartex" xmlns:cx4="http://schemas.microsoft.com/office/drawing/2016/5/10/chartex" xmlns:cx5="http://schemas.microsoft.com/office/drawing/2016/5/11/chartex" xmlns:cx6="http://schemas.microsoft.com/office/drawing/2016/5/12/chartex" xmlns:cx7="http://schemas.microsoft.com/office/drawing/2016/5/13/chartex" xmlns:cx8="http://schemas.microsoft.com/office/drawing/2016/5/14/chartex" xmlns:mc="http://schemas.openxmlformats.org/markup-compatibility/2006" xmlns:aink="http://schemas.microsoft.com/office/drawing/2016/ink" xmlns:am3d="http://schemas.microsoft.com/office/drawing/2017/model3d" xmlns:o="urn:schemas-microsoft-com:office:office" xmlns:oel="http://schemas.microsoft.com/office/2019/extlst" xmlns:r="http://schemas.openxmlformats.org/officeDocument/2006/relationships" xmlns:m="http://schemas.openxmlformats.org/officeDocument/2006/math" xmlns:v="urn:schemas-microsoft-com:vml" xmlns:wp14="http://schemas.microsoft.com/office/word/2010/wordprocessingDrawing" xmlns:wp="http://schemas.openxmlformats.org/drawingml/2006/wordprocessingDrawing" xmlns:w10="urn:schemas-microsoft-com:office:word" xmlns:w="http://schemas.openxmlformats.org/wordprocessingml/2006/main" xmlns:w14="http://schemas.microsoft.com/office/word/2010/wordml" xmlns:w15="http://schemas.microsoft.com/office/word/2012/wordml" xmlns:w16cex="http://schemas.microsoft.com/office/word/2018/wordml/cex" xmlns:w16cid="http://schemas.microsoft.com/office/word/2016/wordml/cid" xmlns:w16="http://schemas.microsoft.com/office/word/2018/wordml" xmlns:w16du="http://schemas.microsoft.com/office/word/2023/wordml/word16du" xmlns:w16sdtdh="http://schemas.microsoft.com/office/word/2020/wordml/sdtdatahash" xmlns:w16sdtfl="http://schemas.microsoft.com/office/word/2024/wordml/sdtformatlock" xmlns:w16se="http://schemas.microsoft.com/office/word/2015/wordml/symex" xmlns:wpg="http://schemas.microsoft.com/office/word/2010/wordprocessingGroup" xmlns:wpi="http://schemas.microsoft.com/office/word/2010/wordprocessingInk" xmlns:wne="http://schemas.microsoft.com/office/word/2006/wordml" xmlns:wps="http://schemas.microsoft.com/office/word/2010/wordprocessingShape" mc:Ignorable="w14 w15 w16se w16cid w16 w16cex w16sdtdh w16sdtfl w16du wp14">
+  <w:p>
+    <w:pPr>
+      <w:pStyle w:val="Footer"/>
+    </w:pPr>
+  </w:p>
+</w:ftr>
+</file>
+
+<file path=word/footer3.xml><?xml version="1.0" encoding="utf-8"?>
+<w:ftr xmlns:wpc="http://schemas.microsoft.com/office/word/2010/wordprocessingCanvas" xmlns:cx="http://schemas.microsoft.com/office/drawing/2014/chartex" xmlns:cx1="http://schemas.microsoft.com/office/drawing/2015/9/8/chartex" xmlns:cx2="http://schemas.microsoft.com/office/drawing/2015/10/21/chartex" xmlns:cx3="http://schemas.microsoft.com/office/drawing/2016/5/9/chartex" xmlns:cx4="http://schemas.microsoft.com/office/drawing/2016/5/10/chartex" xmlns:cx5="http://schemas.microsoft.com/office/drawing/2016/5/11/chartex" xmlns:cx6="http://schemas.microsoft.com/office/drawing/2016/5/12/chartex" xmlns:cx7="http://schemas.microsoft.com/office/drawing/2016/5/13/chartex" xmlns:cx8="http://schemas.microsoft.com/office/drawing/2016/5/14/chartex" xmlns:mc="http://schemas.openxmlformats.org/markup-compatibility/2006" xmlns:aink="http://schemas.microsoft.com/office/drawing/2016/ink" xmlns:am3d="http://schemas.microsoft.com/office/drawing/2017/model3d" xmlns:o="urn:schemas-microsoft-com:office:office" xmlns:oel="http://schemas.microsoft.com/office/2019/extlst" xmlns:r="http://schemas.openxmlformats.org/officeDocument/2006/relationships" xmlns:m="http://schemas.openxmlformats.org/officeDocument/2006/math" xmlns:v="urn:schemas-microsoft-com:vml" xmlns:wp14="http://schemas.microsoft.com/office/word/2010/wordprocessingDrawing" xmlns:wp="http://schemas.openxmlformats.org/drawingml/2006/wordprocessingDrawing" xmlns:w10="urn:schemas-microsoft-com:office:word" xmlns:w="http://schemas.openxmlformats.org/wordprocessingml/2006/main" xmlns:w14="http://schemas.microsoft.com/office/word/2010/wordml" xmlns:w15="http://schemas.microsoft.com/office/word/2012/wordml" xmlns:w16cex="http://schemas.microsoft.com/office/word/2018/wordml/cex" xmlns:w16cid="http://schemas.microsoft.com/office/word/2016/wordml/cid" xmlns:w16="http://schemas.microsoft.com/office/word/2018/wordml" xmlns:w16du="http://schemas.microsoft.com/office/word/2023/wordml/word16du" xmlns:w16sdtdh="http://schemas.microsoft.com/office/word/2020/wordml/sdtdatahash" xmlns:w16sdtfl="http://schemas.microsoft.com/office/word/2024/wordml/sdtformatlock" xmlns:w16se="http://schemas.microsoft.com/office/word/2015/wordml/symex" xmlns:wpg="http://schemas.microsoft.com/office/word/2010/wordprocessingGroup" xmlns:wpi="http://schemas.microsoft.com/office/word/2010/wordprocessingInk" xmlns:wne="http://schemas.microsoft.com/office/word/2006/wordml" xmlns:wps="http://schemas.microsoft.com/office/word/2010/wordprocessingShape" mc:Ignorable="w14 w15 w16se w16cid w16 w16cex w16sdtdh w16sdtfl w16du wp14">
+  <w:p>
+    <w:pPr>
+      <w:pStyle w:val="Footer"/>
+    </w:pPr>
+  </w:p>
+</w:ftr>
+</file>
+
+<file path=word/footnotes.xml><?xml version="1.0" encoding="utf-8"?>
+<w:footnotes xmlns:wpc="http://schemas.microsoft.com/office/word/2010/wordprocessingCanvas" xmlns:cx="http://schemas.microsoft.com/office/drawing/2014/chartex" xmlns:cx1="http://schemas.microsoft.com/office/drawing/2015/9/8/chartex" xmlns:cx2="http://schemas.microsoft.com/office/drawing/2015/10/21/chartex" xmlns:cx3="http://schemas.microsoft.com/office/drawing/2016/5/9/chartex" xmlns:cx4="http://schemas.microsoft.com/office/drawing/2016/5/10/chartex" xmlns:cx5="http://schemas.microsoft.com/office/drawing/2016/5/11/chartex" xmlns:cx6="http://schemas.microsoft.com/office/drawing/2016/5/12/chartex" xmlns:cx7="http://schemas.microsoft.com/office/drawing/2016/5/13/chartex" xmlns:cx8="http://schemas.microsoft.com/office/drawing/2016/5/14/chartex" xmlns:mc="http://schemas.openxmlformats.org/markup-compatibility/2006" xmlns:aink="http://schemas.microsoft.com/office/drawing/2016/ink" xmlns:am3d="http://schemas.microsoft.com/office/drawing/2017/model3d" xmlns:o="urn:schemas-microsoft-com:office:office" xmlns:oel="http://schemas.microsoft.com/office/2019/extlst" xmlns:r="http://schemas.openxmlformats.org/officeDocument/2006/relationships" xmlns:m="http://schemas.openxmlformats.org/officeDocument/2006/math" xmlns:v="urn:schemas-microsoft-com:vml" xmlns:wp14="http://schemas.microsoft.com/office/word/2010/wordprocessingDrawing" xmlns:wp="http://schemas.openxmlformats.org/drawingml/2006/wordprocessingDrawing" xmlns:w10="urn:schemas-microsoft-com:office:word" xmlns:w="http://schemas.openxmlformats.org/wordprocessingml/2006/main" xmlns:w14="http://schemas.microsoft.com/office/word/2010/wordml" xmlns:w15="http://schemas.microsoft.com/office/word/2012/wordml" xmlns:w16cex="http://schemas.microsoft.com/office/word/2018/wordml/cex" xmlns:w16cid="http://schemas.microsoft.com/office/word/2016/wordml/cid" xmlns:w16="http://schemas.microsoft.com/office/word/2018/wordml" xmlns:w16du="http://schemas.microsoft.com/office/word/2023/wordml/word16du" xmlns:w16sdtdh="http://schemas.microsoft.com/office/word/2020/wordml/sdtdatahash" xmlns:w16sdtfl="http://schemas.microsoft.com/office/word/2024/wordml/sdtformatlock" xmlns:w16se="http://schemas.microsoft.com/office/word/2015/wordml/symex" xmlns:wpg="http://schemas.microsoft.com/office/word/2010/wordprocessingGroup" xmlns:wpi="http://schemas.microsoft.com/office/word/2010/wordprocessingInk" xmlns:wne="http://schemas.microsoft.com/office/word/2006/wordml" xmlns:wps="http://schemas.microsoft.com/office/word/2010/wordprocessingShape" mc:Ignorable="w14 w15 w16se w16cid w16 w16cex w16sdtdh w16sdtfl w16du wp14">
+  <w:footnote w:type="separator" w:id="-1">
+    <w:p>
+      <w:pPr>
+        <w:spacing w:line="240" w:lineRule="auto"/>
+      </w:pPr>
+      <w:r>
+        <w:separator/>
+      </w:r>
+    </w:p>
+  </w:footnote>
+  <w:footnote w:type="continuationSeparator" w:id="0">
+    <w:p>
+      <w:pPr>
+        <w:spacing w:line="240" w:lineRule="auto"/>
+      </w:pPr>
+      <w:r>
+        <w:continuationSeparator/>
+      </w:r>
+    </w:p>
+  </w:footnote>
+</w:footnotes>
+</file>
+
+<file path=word/header1.xml><?xml version="1.0" encoding="utf-8"?>
+<w:hdr xmlns:wpc="http://schemas.microsoft.com/office/word/2010/wordprocessingCanvas" xmlns:cx="http://schemas.microsoft.com/office/drawing/2014/chartex" xmlns:cx1="http://schemas.microsoft.com/office/drawing/2015/9/8/chartex" xmlns:cx2="http://schemas.microsoft.com/office/drawing/2015/10/21/chartex" xmlns:cx3="http://schemas.microsoft.com/office/drawing/2016/5/9/chartex" xmlns:cx4="http://schemas.microsoft.com/office/drawing/2016/5/10/chartex" xmlns:cx5="http://schemas.microsoft.com/office/drawing/2016/5/11/chartex" xmlns:cx6="http://schemas.microsoft.com/office/drawing/2016/5/12/chartex" xmlns:cx7="http://schemas.microsoft.com/office/drawing/2016/5/13/chartex" xmlns:cx8="http://schemas.microsoft.com/office/drawing/2016/5/14/chartex" xmlns:mc="http://schemas.openxmlformats.org/markup-compatibility/2006" xmlns:aink="http://schemas.microsoft.com/office/drawing/2016/ink" xmlns:am3d="http://schemas.microsoft.com/office/drawing/2017/model3d" xmlns:o="urn:schemas-microsoft-com:office:office" xmlns:oel="http://schemas.microsoft.com/office/2019/extlst" xmlns:r="http://schemas.openxmlformats.org/officeDocument/2006/relationships" xmlns:m="http://schemas.openxmlformats.org/officeDocument/2006/math" xmlns:v="urn:schemas-microsoft-com:vml" xmlns:wp14="http://schemas.microsoft.com/office/word/2010/wordprocessingDrawing" xmlns:wp="http://schemas.openxmlformats.org/drawingml/2006/wordprocessingDrawing" xmlns:w10="urn:schemas-microsoft-com:office:word" xmlns:w="http://schemas.openxmlformats.org/wordprocessingml/2006/main" xmlns:w14="http://schemas.microsoft.com/office/word/2010/wordml" xmlns:w15="http://schemas.microsoft.com/office/word/2012/wordml" xmlns:w16cex="http://schemas.microsoft.com/office/word/2018/wordml/cex" xmlns:w16cid="http://schemas.microsoft.com/office/word/2016/wordml/cid" xmlns:w16="http://schemas.microsoft.com/office/word/2018/wordml" xmlns:w16du="http://schemas.microsoft.com/office/word/2023/wordml/word16du" xmlns:w16sdtdh="http://schemas.microsoft.com/office/word/2020/wordml/sdtdatahash" xmlns:w16sdtfl="http://schemas.microsoft.com/office/word/2024/wordml/sdtformatlock" xmlns:w16se="http://schemas.microsoft.com/office/word/2015/wordml/symex" xmlns:wpg="http://schemas.microsoft.com/office/word/2010/wordprocessingGroup" xmlns:wpi="http://schemas.microsoft.com/office/word/2010/wordprocessingInk" xmlns:wne="http://schemas.microsoft.com/office/word/2006/wordml" xmlns:wps="http://schemas.microsoft.com/office/word/2010/wordprocessingShape" mc:Ignorable="w14 w15 w16se w16cid w16 w16cex w16sdtdh w16sdtfl w16du wp14">
+  <w:p>
+    <w:pPr>
+      <w:pStyle w:val="Header"/>
+    </w:pPr>
+  </w:p>
+</w:hdr>
+</file>
+
+<file path=word/header2.xml><?xml version="1.0" encoding="utf-8"?>
+<w:hdr xmlns:wpc="http://schemas.microsoft.com/office/word/2010/wordprocessingCanvas" xmlns:cx="http://schemas.microsoft.com/office/drawing/2014/chartex" xmlns:cx1="http://schemas.microsoft.com/office/drawing/2015/9/8/chartex" xmlns:cx2="http://schemas.microsoft.com/office/drawing/2015/10/21/chartex" xmlns:cx3="http://schemas.microsoft.com/office/drawing/2016/5/9/chartex" xmlns:cx4="http://schemas.microsoft.com/office/drawing/2016/5/10/chartex" xmlns:cx5="http://schemas.microsoft.com/office/drawing/2016/5/11/chartex" xmlns:cx6="http://schemas.microsoft.com/office/drawing/2016/5/12/chartex" xmlns:cx7="http://schemas.microsoft.com/office/drawing/2016/5/13/chartex" xmlns:cx8="http://schemas.microsoft.com/office/drawing/2016/5/14/chartex" xmlns:mc="http://schemas.openxmlformats.org/markup-compatibility/2006" xmlns:aink="http://schemas.microsoft.com/office/drawing/2016/ink" xmlns:am3d="http://schemas.microsoft.com/office/drawing/2017/model3d" xmlns:o="urn:schemas-microsoft-com:office:office" xmlns:oel="http://schemas.microsoft.com/office/2019/extlst" xmlns:r="http://schemas.openxmlformats.org/officeDocument/2006/relationships" xmlns:m="http://schemas.openxmlformats.org/officeDocument/2006/math" xmlns:v="urn:schemas-microsoft-com:vml" xmlns:wp14="http://schemas.microsoft.com/office/word/2010/wordprocessingDrawing" xmlns:wp="http://schemas.openxmlformats.org/drawingml/2006/wordprocessingDrawing" xmlns:w10="urn:schemas-microsoft-com:office:word" xmlns:w="http://schemas.openxmlformats.org/wordprocessingml/2006/main" xmlns:w14="http://schemas.microsoft.com/office/word/2010/wordml" xmlns:w15="http://schemas.microsoft.com/office/word/2012/wordml" xmlns:w16cex="http://schemas.microsoft.com/office/word/2018/wordml/cex" xmlns:w16cid="http://schemas.microsoft.com/office/word/2016/wordml/cid" xmlns:w16="http://schemas.microsoft.com/office/word/2018/wordml" xmlns:w16du="http://schemas.microsoft.com/office/word/2023/wordml/word16du" xmlns:w16sdtdh="http://schemas.microsoft.com/office/word/2020/wordml/sdtdatahash" xmlns:w16sdtfl="http://schemas.microsoft.com/office/word/2024/wordml/sdtformatlock" xmlns:w16se="http://schemas.microsoft.com/office/word/2015/wordml/symex" xmlns:wpg="http://schemas.microsoft.com/office/word/2010/wordprocessingGroup" xmlns:wpi="http://schemas.microsoft.com/office/word/2010/wordprocessingInk" xmlns:wne="http://schemas.microsoft.com/office/word/2006/wordml" xmlns:wps="http://schemas.microsoft.com/office/word/2010/wordprocessingShape" mc:Ignorable="w14 w15 w16se w16cid w16 w16cex w16sdtdh w16sdtfl w16du wp14">
+  <w:p>
+    <w:pPr>
+      <w:pStyle w:val="Header"/>
+    </w:pPr>
+  </w:p>
+</w:hdr>
+</file>
+
+<file path=word/header3.xml><?xml version="1.0" encoding="utf-8"?>
+<w:hdr xmlns:wpc="http://schemas.microsoft.com/office/word/2010/wordprocessingCanvas" xmlns:cx="http://schemas.microsoft.com/office/drawing/2014/chartex" xmlns:cx1="http://schemas.microsoft.com/office/drawing/2015/9/8/chartex" xmlns:cx2="http://schemas.microsoft.com/office/drawing/2015/10/21/chartex" xmlns:cx3="http://schemas.microsoft.com/office/drawing/2016/5/9/chartex" xmlns:cx4="http://schemas.microsoft.com/office/drawing/2016/5/10/chartex" xmlns:cx5="http://schemas.microsoft.com/office/drawing/2016/5/11/chartex" xmlns:cx6="http://schemas.microsoft.com/office/drawing/2016/5/12/chartex" xmlns:cx7="http://schemas.microsoft.com/office/drawing/2016/5/13/chartex" xmlns:cx8="http://schemas.microsoft.com/office/drawing/2016/5/14/chartex" xmlns:mc="http://schemas.openxmlformats.org/markup-compatibility/2006" xmlns:aink="http://schemas.microsoft.com/office/drawing/2016/ink" xmlns:am3d="http://schemas.microsoft.com/office/drawing/2017/model3d" xmlns:o="urn:schemas-microsoft-com:office:office" xmlns:oel="http://schemas.microsoft.com/office/2019/extlst" xmlns:r="http://schemas.openxmlformats.org/officeDocument/2006/relationships" xmlns:m="http://schemas.openxmlformats.org/officeDocument/2006/math" xmlns:v="urn:schemas-microsoft-com:vml" xmlns:wp14="http://schemas.microsoft.com/office/word/2010/wordprocessingDrawing" xmlns:wp="http://schemas.openxmlformats.org/drawingml/2006/wordprocessingDrawing" xmlns:w10="urn:schemas-microsoft-com:office:word" xmlns:w="http://schemas.openxmlformats.org/wordprocessingml/2006/main" xmlns:w14="http://schemas.microsoft.com/office/word/2010/wordml" xmlns:w15="http://schemas.microsoft.com/office/word/2012/wordml" xmlns:w16cex="http://schemas.microsoft.com/office/word/2018/wordml/cex" xmlns:w16cid="http://schemas.microsoft.com/office/word/2016/wordml/cid" xmlns:w16="http://schemas.microsoft.com/office/word/2018/wordml" xmlns:w16du="http://schemas.microsoft.com/office/word/2023/wordml/word16du" xmlns:w16sdtdh="http://schemas.microsoft.com/office/word/2020/wordml/sdtdatahash" xmlns:w16sdtfl="http://schemas.microsoft.com/office/word/2024/wordml/sdtformatlock" xmlns:w16se="http://schemas.microsoft.com/office/word/2015/wordml/symex" xmlns:wpg="http://schemas.microsoft.com/office/word/2010/wordprocessingGroup" xmlns:wpi="http://schemas.microsoft.com/office/word/2010/wordprocessingInk" xmlns:wne="http://schemas.microsoft.com/office/word/2006/wordml" xmlns:wps="http://schemas.microsoft.com/office/word/2010/wordprocessingShape" mc:Ignorable="w14 w15 w16se w16cid w16 w16cex w16sdtdh w16sdtfl w16du wp14">
+  <w:p>
+    <w:pPr>
+      <w:pStyle w:val="Header"/>
+    </w:pPr>
+  </w:p>
+</w:hdr>
+</file>
+
 <file path=word/numbering.xml><?xml version="1.0" encoding="utf-8"?>
-<w:numbering xmlns:mc="http://schemas.openxmlformats.org/markup-compatibility/2006" xmlns:o="urn:schemas-microsoft-com:office:office" xmlns:r="http://schemas.openxmlformats.org/officeDocument/2006/relationships" xmlns:m="http://schemas.openxmlformats.org/officeDocument/2006/math" xmlns:v="urn:schemas-microsoft-com:vml" xmlns:wp="http://schemas.openxmlformats.org/drawingml/2006/wordprocessingDrawing" xmlns:w10="urn:schemas-microsoft-com:office:word" xmlns:w="http://schemas.openxmlformats.org/wordprocessingml/2006/main" xmlns:wne="http://schemas.microsoft.com/office/word/2006/wordml" xmlns:sl="http://schemas.openxmlformats.org/schemaLibrary/2006/main" xmlns:a="http://schemas.openxmlformats.org/drawingml/2006/main" xmlns:pic="http://schemas.openxmlformats.org/drawingml/2006/picture" xmlns:c="http://schemas.openxmlformats.org/drawingml/2006/chart" xmlns:lc="http://schemas.openxmlformats.org/drawingml/2006/lockedCanvas" xmlns:dgm="http://schemas.openxmlformats.org/drawingml/2006/diagram" xmlns:wps="http://schemas.microsoft.com/office/word/2010/wordprocessingShape" xmlns:wpg="http://schemas.microsoft.com/office/word/2010/wordprocessingGroup" xmlns:w14="http://schemas.microsoft.com/office/word/2010/wordml" xmlns:w15="http://schemas.microsoft.com/office/word/2012/wordml" xmlns:w16="http://schemas.microsoft.com/office/word/2018/wordml" xmlns:w16cex="http://schemas.microsoft.com/office/word/2018/wordml/cex" xmlns:w16cid="http://schemas.microsoft.com/office/word/2016/wordml/cid" xmlns="http://schemas.microsoft.com/office/tasks/2019/documenttasks" xmlns:cr="http://schemas.microsoft.com/office/comments/2020/reactions">
-  <w:abstractNum w:abstractNumId="1">
+<w:numbering xmlns:wpc="http://schemas.microsoft.com/office/word/2010/wordprocessingCanvas" xmlns:cx="http://schemas.microsoft.com/office/drawing/2014/chartex" xmlns:cx1="http://schemas.microsoft.com/office/drawing/2015/9/8/chartex" xmlns:cx2="http://schemas.microsoft.com/office/drawing/2015/10/21/chartex" xmlns:cx3="http://schemas.microsoft.com/office/drawing/2016/5/9/chartex" xmlns:cx4="http://schemas.microsoft.com/office/drawing/2016/5/10/chartex" xmlns:cx5="http://schemas.microsoft.com/office/drawing/2016/5/11/chartex" xmlns:cx6="http://schemas.microsoft.com/office/drawing/2016/5/12/chartex" xmlns:cx7="http://schemas.microsoft.com/office/drawing/2016/5/13/chartex" xmlns:cx8="http://schemas.microsoft.com/office/drawing/2016/5/14/chartex" xmlns:mc="http://schemas.openxmlformats.org/markup-compatibility/2006" xmlns:aink="http://schemas.microsoft.com/office/drawing/2016/ink" xmlns:am3d="http://schemas.microsoft.com/office/drawing/2017/model3d" xmlns:o="urn:schemas-microsoft-com:office:office" xmlns:oel="http://schemas.microsoft.com/office/2019/extlst" xmlns:r="http://schemas.openxmlformats.org/officeDocument/2006/relationships" xmlns:m="http://schemas.openxmlformats.org/officeDocument/2006/math" xmlns:v="urn:schemas-microsoft-com:vml" xmlns:wp14="http://schemas.microsoft.com/office/word/2010/wordprocessingDrawing" xmlns:wp="http://schemas.openxmlformats.org/drawingml/2006/wordprocessingDrawing" xmlns:w10="urn:schemas-microsoft-com:office:word" xmlns:w="http://schemas.openxmlformats.org/wordprocessingml/2006/main" xmlns:w14="http://schemas.microsoft.com/office/word/2010/wordml" xmlns:w15="http://schemas.microsoft.com/office/word/2012/wordml" xmlns:w16cex="http://schemas.microsoft.com/office/word/2018/wordml/cex" xmlns:w16cid="http://schemas.microsoft.com/office/word/2016/wordml/cid" xmlns:w16="http://schemas.microsoft.com/office/word/2018/wordml" xmlns:w16du="http://schemas.microsoft.com/office/word/2023/wordml/word16du" xmlns:w16sdtdh="http://schemas.microsoft.com/office/word/2020/wordml/sdtdatahash" xmlns:w16sdtfl="http://schemas.microsoft.com/office/word/2024/wordml/sdtformatlock" xmlns:w16se="http://schemas.microsoft.com/office/word/2015/wordml/symex" xmlns:wpg="http://schemas.microsoft.com/office/word/2010/wordprocessingGroup" xmlns:wpi="http://schemas.microsoft.com/office/word/2010/wordprocessingInk" xmlns:wne="http://schemas.microsoft.com/office/word/2006/wordml" xmlns:wps="http://schemas.microsoft.com/office/word/2010/wordprocessingShape" mc:Ignorable="w14 w15 w16se w16cid w16 w16cex w16sdtdh w16sdtfl w16du wp14">
+  <w:abstractNum w:abstractNumId="0" w15:restartNumberingAfterBreak="0">
+    <w:nsid w:val="004A4A57"/>
+    <w:multiLevelType w:val="multilevel"/>
+    <w:tmpl w:val="7A4E7CE2"/>
     <w:lvl w:ilvl="0">
       <w:start w:val="1"/>
       <w:numFmt w:val="bullet"/>
@@ -367,10 +646,311 @@
       </w:rPr>
     </w:lvl>
   </w:abstractNum>
-  <w:abstractNum w:abstractNumId="2">
+  <w:abstractNum w:abstractNumId="1" w15:restartNumberingAfterBreak="0">
+    <w:nsid w:val="06411836"/>
+    <w:multiLevelType w:val="multilevel"/>
+    <w:tmpl w:val="F992E978"/>
     <w:lvl w:ilvl="0">
       <w:start w:val="1"/>
       <w:numFmt w:val="bullet"/>
+      <w:lvlText w:val=""/>
+      <w:lvlJc w:val="left"/>
+      <w:pPr>
+        <w:tabs>
+          <w:tab w:val="num" w:pos="720"/>
+        </w:tabs>
+        <w:ind w:left="720" w:hanging="360"/>
+      </w:pPr>
+      <w:rPr>
+        <w:rFonts w:ascii="Symbol" w:hAnsi="Symbol" w:hint="default"/>
+        <w:sz w:val="20"/>
+      </w:rPr>
+    </w:lvl>
+    <w:lvl w:ilvl="1" w:tentative="1">
+      <w:start w:val="1"/>
+      <w:numFmt w:val="bullet"/>
+      <w:lvlText w:val="o"/>
+      <w:lvlJc w:val="left"/>
+      <w:pPr>
+        <w:tabs>
+          <w:tab w:val="num" w:pos="1440"/>
+        </w:tabs>
+        <w:ind w:left="1440" w:hanging="360"/>
+      </w:pPr>
+      <w:rPr>
+        <w:rFonts w:ascii="Courier New" w:hAnsi="Courier New" w:hint="default"/>
+        <w:sz w:val="20"/>
+      </w:rPr>
+    </w:lvl>
+    <w:lvl w:ilvl="2" w:tentative="1">
+      <w:start w:val="1"/>
+      <w:numFmt w:val="bullet"/>
+      <w:lvlText w:val=""/>
+      <w:lvlJc w:val="left"/>
+      <w:pPr>
+        <w:tabs>
+          <w:tab w:val="num" w:pos="2160"/>
+        </w:tabs>
+        <w:ind w:left="2160" w:hanging="360"/>
+      </w:pPr>
+      <w:rPr>
+        <w:rFonts w:ascii="Wingdings" w:hAnsi="Wingdings" w:hint="default"/>
+        <w:sz w:val="20"/>
+      </w:rPr>
+    </w:lvl>
+    <w:lvl w:ilvl="3" w:tentative="1">
+      <w:start w:val="1"/>
+      <w:numFmt w:val="bullet"/>
+      <w:lvlText w:val=""/>
+      <w:lvlJc w:val="left"/>
+      <w:pPr>
+        <w:tabs>
+          <w:tab w:val="num" w:pos="2880"/>
+        </w:tabs>
+        <w:ind w:left="2880" w:hanging="360"/>
+      </w:pPr>
+      <w:rPr>
+        <w:rFonts w:ascii="Wingdings" w:hAnsi="Wingdings" w:hint="default"/>
+        <w:sz w:val="20"/>
+      </w:rPr>
+    </w:lvl>
+    <w:lvl w:ilvl="4" w:tentative="1">
+      <w:start w:val="1"/>
+      <w:numFmt w:val="bullet"/>
+      <w:lvlText w:val=""/>
+      <w:lvlJc w:val="left"/>
+      <w:pPr>
+        <w:tabs>
+          <w:tab w:val="num" w:pos="3600"/>
+        </w:tabs>
+        <w:ind w:left="3600" w:hanging="360"/>
+      </w:pPr>
+      <w:rPr>
+        <w:rFonts w:ascii="Wingdings" w:hAnsi="Wingdings" w:hint="default"/>
+        <w:sz w:val="20"/>
+      </w:rPr>
+    </w:lvl>
+    <w:lvl w:ilvl="5" w:tentative="1">
+      <w:start w:val="1"/>
+      <w:numFmt w:val="bullet"/>
+      <w:lvlText w:val=""/>
+      <w:lvlJc w:val="left"/>
+      <w:pPr>
+        <w:tabs>
+          <w:tab w:val="num" w:pos="4320"/>
+        </w:tabs>
+        <w:ind w:left="4320" w:hanging="360"/>
+      </w:pPr>
+      <w:rPr>
+        <w:rFonts w:ascii="Wingdings" w:hAnsi="Wingdings" w:hint="default"/>
+        <w:sz w:val="20"/>
+      </w:rPr>
+    </w:lvl>
+    <w:lvl w:ilvl="6" w:tentative="1">
+      <w:start w:val="1"/>
+      <w:numFmt w:val="bullet"/>
+      <w:lvlText w:val=""/>
+      <w:lvlJc w:val="left"/>
+      <w:pPr>
+        <w:tabs>
+          <w:tab w:val="num" w:pos="5040"/>
+        </w:tabs>
+        <w:ind w:left="5040" w:hanging="360"/>
+      </w:pPr>
+      <w:rPr>
+        <w:rFonts w:ascii="Wingdings" w:hAnsi="Wingdings" w:hint="default"/>
+        <w:sz w:val="20"/>
+      </w:rPr>
+    </w:lvl>
+    <w:lvl w:ilvl="7" w:tentative="1">
+      <w:start w:val="1"/>
+      <w:numFmt w:val="bullet"/>
+      <w:lvlText w:val=""/>
+      <w:lvlJc w:val="left"/>
+      <w:pPr>
+        <w:tabs>
+          <w:tab w:val="num" w:pos="5760"/>
+        </w:tabs>
+        <w:ind w:left="5760" w:hanging="360"/>
+      </w:pPr>
+      <w:rPr>
+        <w:rFonts w:ascii="Wingdings" w:hAnsi="Wingdings" w:hint="default"/>
+        <w:sz w:val="20"/>
+      </w:rPr>
+    </w:lvl>
+    <w:lvl w:ilvl="8" w:tentative="1">
+      <w:start w:val="1"/>
+      <w:numFmt w:val="bullet"/>
+      <w:lvlText w:val=""/>
+      <w:lvlJc w:val="left"/>
+      <w:pPr>
+        <w:tabs>
+          <w:tab w:val="num" w:pos="6480"/>
+        </w:tabs>
+        <w:ind w:left="6480" w:hanging="360"/>
+      </w:pPr>
+      <w:rPr>
+        <w:rFonts w:ascii="Wingdings" w:hAnsi="Wingdings" w:hint="default"/>
+        <w:sz w:val="20"/>
+      </w:rPr>
+    </w:lvl>
+  </w:abstractNum>
+  <w:abstractNum w:abstractNumId="2" w15:restartNumberingAfterBreak="0">
+    <w:nsid w:val="1D1141F2"/>
+    <w:multiLevelType w:val="multilevel"/>
+    <w:tmpl w:val="4E043D74"/>
+    <w:lvl w:ilvl="0">
+      <w:start w:val="1"/>
+      <w:numFmt w:val="bullet"/>
+      <w:lvlText w:val=""/>
+      <w:lvlJc w:val="left"/>
+      <w:pPr>
+        <w:tabs>
+          <w:tab w:val="num" w:pos="720"/>
+        </w:tabs>
+        <w:ind w:left="720" w:hanging="360"/>
+      </w:pPr>
+      <w:rPr>
+        <w:rFonts w:ascii="Symbol" w:hAnsi="Symbol" w:hint="default"/>
+        <w:sz w:val="20"/>
+      </w:rPr>
+    </w:lvl>
+    <w:lvl w:ilvl="1">
+      <w:start w:val="1"/>
+      <w:numFmt w:val="bullet"/>
+      <w:lvlText w:val="o"/>
+      <w:lvlJc w:val="left"/>
+      <w:pPr>
+        <w:tabs>
+          <w:tab w:val="num" w:pos="1440"/>
+        </w:tabs>
+        <w:ind w:left="1440" w:hanging="360"/>
+      </w:pPr>
+      <w:rPr>
+        <w:rFonts w:ascii="Courier New" w:hAnsi="Courier New" w:hint="default"/>
+        <w:sz w:val="20"/>
+      </w:rPr>
+    </w:lvl>
+    <w:lvl w:ilvl="2" w:tentative="1">
+      <w:start w:val="1"/>
+      <w:numFmt w:val="bullet"/>
+      <w:lvlText w:val=""/>
+      <w:lvlJc w:val="left"/>
+      <w:pPr>
+        <w:tabs>
+          <w:tab w:val="num" w:pos="2160"/>
+        </w:tabs>
+        <w:ind w:left="2160" w:hanging="360"/>
+      </w:pPr>
+      <w:rPr>
+        <w:rFonts w:ascii="Wingdings" w:hAnsi="Wingdings" w:hint="default"/>
+        <w:sz w:val="20"/>
+      </w:rPr>
+    </w:lvl>
+    <w:lvl w:ilvl="3" w:tentative="1">
+      <w:start w:val="1"/>
+      <w:numFmt w:val="bullet"/>
+      <w:lvlText w:val=""/>
+      <w:lvlJc w:val="left"/>
+      <w:pPr>
+        <w:tabs>
+          <w:tab w:val="num" w:pos="2880"/>
+        </w:tabs>
+        <w:ind w:left="2880" w:hanging="360"/>
+      </w:pPr>
+      <w:rPr>
+        <w:rFonts w:ascii="Wingdings" w:hAnsi="Wingdings" w:hint="default"/>
+        <w:sz w:val="20"/>
+      </w:rPr>
+    </w:lvl>
+    <w:lvl w:ilvl="4" w:tentative="1">
+      <w:start w:val="1"/>
+      <w:numFmt w:val="bullet"/>
+      <w:lvlText w:val=""/>
+      <w:lvlJc w:val="left"/>
+      <w:pPr>
+        <w:tabs>
+          <w:tab w:val="num" w:pos="3600"/>
+        </w:tabs>
+        <w:ind w:left="3600" w:hanging="360"/>
+      </w:pPr>
+      <w:rPr>
+        <w:rFonts w:ascii="Wingdings" w:hAnsi="Wingdings" w:hint="default"/>
+        <w:sz w:val="20"/>
+      </w:rPr>
+    </w:lvl>
+    <w:lvl w:ilvl="5" w:tentative="1">
+      <w:start w:val="1"/>
+      <w:numFmt w:val="bullet"/>
+      <w:lvlText w:val=""/>
+      <w:lvlJc w:val="left"/>
+      <w:pPr>
+        <w:tabs>
+          <w:tab w:val="num" w:pos="4320"/>
+        </w:tabs>
+        <w:ind w:left="4320" w:hanging="360"/>
+      </w:pPr>
+      <w:rPr>
+        <w:rFonts w:ascii="Wingdings" w:hAnsi="Wingdings" w:hint="default"/>
+        <w:sz w:val="20"/>
+      </w:rPr>
+    </w:lvl>
+    <w:lvl w:ilvl="6" w:tentative="1">
+      <w:start w:val="1"/>
+      <w:numFmt w:val="bullet"/>
+      <w:lvlText w:val=""/>
+      <w:lvlJc w:val="left"/>
+      <w:pPr>
+        <w:tabs>
+          <w:tab w:val="num" w:pos="5040"/>
+        </w:tabs>
+        <w:ind w:left="5040" w:hanging="360"/>
+      </w:pPr>
+      <w:rPr>
+        <w:rFonts w:ascii="Wingdings" w:hAnsi="Wingdings" w:hint="default"/>
+        <w:sz w:val="20"/>
+      </w:rPr>
+    </w:lvl>
+    <w:lvl w:ilvl="7" w:tentative="1">
+      <w:start w:val="1"/>
+      <w:numFmt w:val="bullet"/>
+      <w:lvlText w:val=""/>
+      <w:lvlJc w:val="left"/>
+      <w:pPr>
+        <w:tabs>
+          <w:tab w:val="num" w:pos="5760"/>
+        </w:tabs>
+        <w:ind w:left="5760" w:hanging="360"/>
+      </w:pPr>
+      <w:rPr>
+        <w:rFonts w:ascii="Wingdings" w:hAnsi="Wingdings" w:hint="default"/>
+        <w:sz w:val="20"/>
+      </w:rPr>
+    </w:lvl>
+    <w:lvl w:ilvl="8" w:tentative="1">
+      <w:start w:val="1"/>
+      <w:numFmt w:val="bullet"/>
+      <w:lvlText w:val=""/>
+      <w:lvlJc w:val="left"/>
+      <w:pPr>
+        <w:tabs>
+          <w:tab w:val="num" w:pos="6480"/>
+        </w:tabs>
+        <w:ind w:left="6480" w:hanging="360"/>
+      </w:pPr>
+      <w:rPr>
+        <w:rFonts w:ascii="Wingdings" w:hAnsi="Wingdings" w:hint="default"/>
+        <w:sz w:val="20"/>
+      </w:rPr>
+    </w:lvl>
+  </w:abstractNum>
+  <w:abstractNum w:abstractNumId="3" w15:restartNumberingAfterBreak="0">
+    <w:nsid w:val="34781557"/>
+    <w:multiLevelType w:val="multilevel"/>
+    <w:tmpl w:val="CE94B842"/>
+    <w:lvl w:ilvl="0">
+      <w:start w:val="1"/>
+      <w:numFmt w:val="bullet"/>
       <w:lvlText w:val="●"/>
       <w:lvlJc w:val="left"/>
       <w:pPr>
@@ -477,7 +1057,10 @@
       </w:rPr>
     </w:lvl>
   </w:abstractNum>
-  <w:abstractNum w:abstractNumId="3">
+  <w:abstractNum w:abstractNumId="4" w15:restartNumberingAfterBreak="0">
+    <w:nsid w:val="4B4017E8"/>
+    <w:multiLevelType w:val="multilevel"/>
+    <w:tmpl w:val="1BE6A3CE"/>
     <w:lvl w:ilvl="0">
       <w:start w:val="1"/>
       <w:numFmt w:val="bullet"/>
@@ -587,7 +1170,10 @@
       </w:rPr>
     </w:lvl>
   </w:abstractNum>
-  <w:abstractNum w:abstractNumId="4">
+  <w:abstractNum w:abstractNumId="5" w15:restartNumberingAfterBreak="0">
+    <w:nsid w:val="54672875"/>
+    <w:multiLevelType w:val="multilevel"/>
+    <w:tmpl w:val="8D8217C4"/>
     <w:lvl w:ilvl="0">
       <w:start w:val="1"/>
       <w:numFmt w:val="bullet"/>
@@ -697,30 +1283,56 @@
       </w:rPr>
     </w:lvl>
   </w:abstractNum>
-  <w:num w:numId="1">
-    <w:abstractNumId w:val="1"/>
+  <w:num w:numId="1" w16cid:durableId="986084744">
+    <w:abstractNumId w:val="4"/>
   </w:num>
-  <w:num w:numId="2">
+  <w:num w:numId="2" w16cid:durableId="510416762">
+    <w:abstractNumId w:val="0"/>
+  </w:num>
+  <w:num w:numId="3" w16cid:durableId="1971666248">
+    <w:abstractNumId w:val="3"/>
+  </w:num>
+  <w:num w:numId="4" w16cid:durableId="1878732631">
+    <w:abstractNumId w:val="5"/>
+  </w:num>
+  <w:num w:numId="5" w16cid:durableId="2076539065">
     <w:abstractNumId w:val="2"/>
   </w:num>
-  <w:num w:numId="3">
-    <w:abstractNumId w:val="3"/>
+  <w:num w:numId="6" w16cid:durableId="974943184">
+    <w:abstractNumId w:val="2"/>
+    <w:lvlOverride w:ilvl="1">
+      <w:lvl w:ilvl="1">
+        <w:numFmt w:val="bullet"/>
+        <w:lvlText w:val=""/>
+        <w:lvlJc w:val="left"/>
+        <w:pPr>
+          <w:tabs>
+            <w:tab w:val="num" w:pos="1440"/>
+          </w:tabs>
+          <w:ind w:left="1440" w:hanging="360"/>
+        </w:pPr>
+        <w:rPr>
+          <w:rFonts w:ascii="Symbol" w:hAnsi="Symbol" w:hint="default"/>
+          <w:sz w:val="20"/>
+        </w:rPr>
+      </w:lvl>
+    </w:lvlOverride>
   </w:num>
-  <w:num w:numId="4">
-    <w:abstractNumId w:val="4"/>
+  <w:num w:numId="7" w16cid:durableId="243950669">
+    <w:abstractNumId w:val="1"/>
   </w:num>
 </w:numbering>
 </file>
 
 <file path=word/styles.xml><?xml version="1.0" encoding="utf-8"?>
-<w:styles xmlns:mc="http://schemas.openxmlformats.org/markup-compatibility/2006" xmlns:o="urn:schemas-microsoft-com:office:office" xmlns:r="http://schemas.openxmlformats.org/officeDocument/2006/relationships" xmlns:m="http://schemas.openxmlformats.org/officeDocument/2006/math" xmlns:v="urn:schemas-microsoft-com:vml" xmlns:wp="http://schemas.openxmlformats.org/drawingml/2006/wordprocessingDrawing" xmlns:w10="urn:schemas-microsoft-com:office:word" xmlns:w="http://schemas.openxmlformats.org/wordprocessingml/2006/main" xmlns:wne="http://schemas.microsoft.com/office/word/2006/wordml" xmlns:sl="http://schemas.openxmlformats.org/schemaLibrary/2006/main" xmlns:a="http://schemas.openxmlformats.org/drawingml/2006/main" xmlns:pic="http://schemas.openxmlformats.org/drawingml/2006/picture" xmlns:c="http://schemas.openxmlformats.org/drawingml/2006/chart" xmlns:lc="http://schemas.openxmlformats.org/drawingml/2006/lockedCanvas" xmlns:dgm="http://schemas.openxmlformats.org/drawingml/2006/diagram" xmlns:wps="http://schemas.microsoft.com/office/word/2010/wordprocessingShape" xmlns:wpg="http://schemas.microsoft.com/office/word/2010/wordprocessingGroup" xmlns:w14="http://schemas.microsoft.com/office/word/2010/wordml" xmlns:w15="http://schemas.microsoft.com/office/word/2012/wordml" xmlns:w16="http://schemas.microsoft.com/office/word/2018/wordml" xmlns:w16cex="http://schemas.microsoft.com/office/word/2018/wordml/cex" xmlns:w16cid="http://schemas.microsoft.com/office/word/2016/wordml/cid" xmlns="http://schemas.microsoft.com/office/tasks/2019/documenttasks" xmlns:cr="http://schemas.microsoft.com/office/comments/2020/reactions">
+<w:styles xmlns:mc="http://schemas.openxmlformats.org/markup-compatibility/2006" xmlns:r="http://schemas.openxmlformats.org/officeDocument/2006/relationships" xmlns:w="http://schemas.openxmlformats.org/wordprocessingml/2006/main" xmlns:w14="http://schemas.microsoft.com/office/word/2010/wordml" xmlns:w15="http://schemas.microsoft.com/office/word/2012/wordml" xmlns:w16cex="http://schemas.microsoft.com/office/word/2018/wordml/cex" xmlns:w16cid="http://schemas.microsoft.com/office/word/2016/wordml/cid" xmlns:w16="http://schemas.microsoft.com/office/word/2018/wordml" xmlns:w16du="http://schemas.microsoft.com/office/word/2023/wordml/word16du" xmlns:w16sdtdh="http://schemas.microsoft.com/office/word/2020/wordml/sdtdatahash" xmlns:w16sdtfl="http://schemas.microsoft.com/office/word/2024/wordml/sdtformatlock" xmlns:w16se="http://schemas.microsoft.com/office/word/2015/wordml/symex" mc:Ignorable="w14 w15 w16se w16cid w16 w16cex w16sdtdh w16sdtfl w16du">
   <w:docDefaults>
     <w:rPrDefault>
       <w:rPr>
-        <w:rFonts w:ascii="Arial" w:cs="Arial" w:eastAsia="Arial" w:hAnsi="Arial"/>
+        <w:rFonts w:ascii="Arial" w:eastAsia="Arial" w:hAnsi="Arial" w:cs="Arial"/>
         <w:sz w:val="22"/>
         <w:szCs w:val="22"/>
-        <w:lang w:val="en_GB"/>
+        <w:lang w:val="en-GB" w:eastAsia="zh-CN" w:bidi="ar-SA"/>
       </w:rPr>
     </w:rPrDefault>
     <w:pPrDefault>
@@ -729,29 +1341,399 @@
       </w:pPr>
     </w:pPrDefault>
   </w:docDefaults>
-  <w:style w:type="table" w:styleId="TableNormal" w:default="1">
-    <w:name w:val="TableNormal"/>
-    <w:tblPr>
-      <w:tblCellMar>
-        <w:top w:w="100.0" w:type="dxa"/>
-        <w:left w:w="100.0" w:type="dxa"/>
-        <w:bottom w:w="100.0" w:type="dxa"/>
-        <w:right w:w="100.0" w:type="dxa"/>
-      </w:tblCellMar>
-    </w:tblPr>
-  </w:style>
-  <w:style w:type="paragraph" w:styleId="Normal" w:default="1">
-    <w:name w:val="normal"/>
+  <w:latentStyles w:defLockedState="0" w:defUIPriority="99" w:defSemiHidden="0" w:defUnhideWhenUsed="0" w:defQFormat="0" w:count="376">
+    <w:lsdException w:name="Normal" w:uiPriority="0" w:qFormat="1"/>
+    <w:lsdException w:name="heading 1" w:uiPriority="9" w:qFormat="1"/>
+    <w:lsdException w:name="heading 2" w:semiHidden="1" w:uiPriority="9" w:unhideWhenUsed="1" w:qFormat="1"/>
+    <w:lsdException w:name="heading 3" w:semiHidden="1" w:uiPriority="9" w:unhideWhenUsed="1" w:qFormat="1"/>
+    <w:lsdException w:name="heading 4" w:semiHidden="1" w:uiPriority="9" w:unhideWhenUsed="1" w:qFormat="1"/>
+    <w:lsdException w:name="heading 5" w:semiHidden="1" w:uiPriority="9" w:unhideWhenUsed="1" w:qFormat="1"/>
+    <w:lsdException w:name="heading 6" w:semiHidden="1" w:uiPriority="9" w:unhideWhenUsed="1" w:qFormat="1"/>
+    <w:lsdException w:name="heading 7" w:semiHidden="1" w:uiPriority="9" w:unhideWhenUsed="1" w:qFormat="1"/>
+    <w:lsdException w:name="heading 8" w:semiHidden="1" w:uiPriority="9" w:unhideWhenUsed="1" w:qFormat="1"/>
+    <w:lsdException w:name="heading 9" w:semiHidden="1" w:uiPriority="9" w:unhideWhenUsed="1" w:qFormat="1"/>
+    <w:lsdException w:name="index 1" w:semiHidden="1" w:unhideWhenUsed="1"/>
+    <w:lsdException w:name="index 2" w:semiHidden="1" w:unhideWhenUsed="1"/>
+    <w:lsdException w:name="index 3" w:semiHidden="1" w:unhideWhenUsed="1"/>
+    <w:lsdException w:name="index 4" w:semiHidden="1" w:unhideWhenUsed="1"/>
+    <w:lsdException w:name="index 5" w:semiHidden="1" w:unhideWhenUsed="1"/>
+    <w:lsdException w:name="index 6" w:semiHidden="1" w:unhideWhenUsed="1"/>
+    <w:lsdException w:name="index 7" w:semiHidden="1" w:unhideWhenUsed="1"/>
+    <w:lsdException w:name="index 8" w:semiHidden="1" w:unhideWhenUsed="1"/>
+    <w:lsdException w:name="index 9" w:semiHidden="1" w:unhideWhenUsed="1"/>
+    <w:lsdException w:name="toc 1" w:semiHidden="1" w:uiPriority="39" w:unhideWhenUsed="1"/>
+    <w:lsdException w:name="toc 2" w:semiHidden="1" w:uiPriority="39" w:unhideWhenUsed="1"/>
+    <w:lsdException w:name="toc 3" w:semiHidden="1" w:uiPriority="39" w:unhideWhenUsed="1"/>
+    <w:lsdException w:name="toc 4" w:semiHidden="1" w:uiPriority="39" w:unhideWhenUsed="1"/>
+    <w:lsdException w:name="toc 5" w:semiHidden="1" w:uiPriority="39" w:unhideWhenUsed="1"/>
+    <w:lsdException w:name="toc 6" w:semiHidden="1" w:uiPriority="39" w:unhideWhenUsed="1"/>
+    <w:lsdException w:name="toc 7" w:semiHidden="1" w:uiPriority="39" w:unhideWhenUsed="1"/>
+    <w:lsdException w:name="toc 8" w:semiHidden="1" w:uiPriority="39" w:unhideWhenUsed="1"/>
+    <w:lsdException w:name="toc 9" w:semiHidden="1" w:uiPriority="39" w:unhideWhenUsed="1"/>
+    <w:lsdException w:name="Normal Indent" w:semiHidden="1" w:unhideWhenUsed="1"/>
+    <w:lsdException w:name="footnote text" w:semiHidden="1" w:unhideWhenUsed="1"/>
+    <w:lsdException w:name="annotation text" w:semiHidden="1" w:unhideWhenUsed="1"/>
+    <w:lsdException w:name="header" w:semiHidden="1" w:unhideWhenUsed="1"/>
+    <w:lsdException w:name="footer" w:semiHidden="1" w:unhideWhenUsed="1"/>
+    <w:lsdException w:name="index heading" w:semiHidden="1" w:unhideWhenUsed="1"/>
+    <w:lsdException w:name="caption" w:semiHidden="1" w:uiPriority="35" w:unhideWhenUsed="1" w:qFormat="1"/>
+    <w:lsdException w:name="table of figures" w:semiHidden="1" w:unhideWhenUsed="1"/>
+    <w:lsdException w:name="envelope address" w:semiHidden="1" w:unhideWhenUsed="1"/>
+    <w:lsdException w:name="envelope return" w:semiHidden="1" w:unhideWhenUsed="1"/>
+    <w:lsdException w:name="footnote reference" w:semiHidden="1" w:unhideWhenUsed="1"/>
+    <w:lsdException w:name="annotation reference" w:semiHidden="1" w:unhideWhenUsed="1"/>
+    <w:lsdException w:name="line number" w:semiHidden="1" w:unhideWhenUsed="1"/>
+    <w:lsdException w:name="page number" w:semiHidden="1" w:unhideWhenUsed="1"/>
+    <w:lsdException w:name="endnote reference" w:semiHidden="1" w:unhideWhenUsed="1"/>
+    <w:lsdException w:name="endnote text" w:semiHidden="1" w:unhideWhenUsed="1"/>
+    <w:lsdException w:name="table of authorities" w:semiHidden="1" w:unhideWhenUsed="1"/>
+    <w:lsdException w:name="macro" w:semiHidden="1" w:unhideWhenUsed="1"/>
+    <w:lsdException w:name="toa heading" w:semiHidden="1" w:unhideWhenUsed="1"/>
+    <w:lsdException w:name="List" w:semiHidden="1" w:unhideWhenUsed="1"/>
+    <w:lsdException w:name="List Bullet" w:semiHidden="1" w:unhideWhenUsed="1"/>
+    <w:lsdException w:name="List Number" w:semiHidden="1" w:unhideWhenUsed="1"/>
+    <w:lsdException w:name="List 2" w:semiHidden="1" w:unhideWhenUsed="1"/>
+    <w:lsdException w:name="List 3" w:semiHidden="1" w:unhideWhenUsed="1"/>
+    <w:lsdException w:name="List 4" w:semiHidden="1" w:unhideWhenUsed="1"/>
+    <w:lsdException w:name="List 5" w:semiHidden="1" w:unhideWhenUsed="1"/>
+    <w:lsdException w:name="List Bullet 2" w:semiHidden="1" w:unhideWhenUsed="1"/>
+    <w:lsdException w:name="List Bullet 3" w:semiHidden="1" w:unhideWhenUsed="1"/>
+    <w:lsdException w:name="List Bullet 4" w:semiHidden="1" w:unhideWhenUsed="1"/>
+    <w:lsdException w:name="List Bullet 5" w:semiHidden="1" w:unhideWhenUsed="1"/>
+    <w:lsdException w:name="List Number 2" w:semiHidden="1" w:unhideWhenUsed="1"/>
+    <w:lsdException w:name="List Number 3" w:semiHidden="1" w:unhideWhenUsed="1"/>
+    <w:lsdException w:name="List Number 4" w:semiHidden="1" w:unhideWhenUsed="1"/>
+    <w:lsdException w:name="List Number 5" w:semiHidden="1" w:unhideWhenUsed="1"/>
+    <w:lsdException w:name="Title" w:uiPriority="10" w:qFormat="1"/>
+    <w:lsdException w:name="Closing" w:semiHidden="1" w:unhideWhenUsed="1"/>
+    <w:lsdException w:name="Signature" w:semiHidden="1" w:unhideWhenUsed="1"/>
+    <w:lsdException w:name="Default Paragraph Font" w:semiHidden="1" w:uiPriority="1" w:unhideWhenUsed="1"/>
+    <w:lsdException w:name="Body Text" w:semiHidden="1" w:unhideWhenUsed="1"/>
+    <w:lsdException w:name="Body Text Indent" w:semiHidden="1" w:unhideWhenUsed="1"/>
+    <w:lsdException w:name="List Continue" w:semiHidden="1" w:unhideWhenUsed="1"/>
+    <w:lsdException w:name="List Continue 2" w:semiHidden="1" w:unhideWhenUsed="1"/>
+    <w:lsdException w:name="List Continue 3" w:semiHidden="1" w:unhideWhenUsed="1"/>
+    <w:lsdException w:name="List Continue 4" w:semiHidden="1" w:unhideWhenUsed="1"/>
+    <w:lsdException w:name="List Continue 5" w:semiHidden="1" w:unhideWhenUsed="1"/>
+    <w:lsdException w:name="Message Header" w:semiHidden="1" w:unhideWhenUsed="1"/>
+    <w:lsdException w:name="Subtitle" w:uiPriority="11" w:qFormat="1"/>
+    <w:lsdException w:name="Salutation" w:semiHidden="1" w:unhideWhenUsed="1"/>
+    <w:lsdException w:name="Date" w:semiHidden="1" w:unhideWhenUsed="1"/>
+    <w:lsdException w:name="Body Text First Indent" w:semiHidden="1" w:unhideWhenUsed="1"/>
+    <w:lsdException w:name="Body Text First Indent 2" w:semiHidden="1" w:unhideWhenUsed="1"/>
+    <w:lsdException w:name="Note Heading" w:semiHidden="1" w:unhideWhenUsed="1"/>
+    <w:lsdException w:name="Body Text 2" w:semiHidden="1" w:unhideWhenUsed="1"/>
+    <w:lsdException w:name="Body Text 3" w:semiHidden="1" w:unhideWhenUsed="1"/>
+    <w:lsdException w:name="Body Text Indent 2" w:semiHidden="1" w:unhideWhenUsed="1"/>
+    <w:lsdException w:name="Body Text Indent 3" w:semiHidden="1" w:unhideWhenUsed="1"/>
+    <w:lsdException w:name="Block Text" w:semiHidden="1" w:unhideWhenUsed="1"/>
+    <w:lsdException w:name="Hyperlink" w:semiHidden="1" w:unhideWhenUsed="1"/>
+    <w:lsdException w:name="FollowedHyperlink" w:semiHidden="1" w:unhideWhenUsed="1"/>
+    <w:lsdException w:name="Strong" w:uiPriority="22" w:qFormat="1"/>
+    <w:lsdException w:name="Emphasis" w:uiPriority="20" w:qFormat="1"/>
+    <w:lsdException w:name="Document Map" w:semiHidden="1" w:unhideWhenUsed="1"/>
+    <w:lsdException w:name="Plain Text" w:semiHidden="1" w:unhideWhenUsed="1"/>
+    <w:lsdException w:name="E-mail Signature" w:semiHidden="1" w:unhideWhenUsed="1"/>
+    <w:lsdException w:name="HTML Top of Form" w:semiHidden="1" w:unhideWhenUsed="1"/>
+    <w:lsdException w:name="HTML Bottom of Form" w:semiHidden="1" w:unhideWhenUsed="1"/>
+    <w:lsdException w:name="Normal (Web)" w:semiHidden="1" w:unhideWhenUsed="1"/>
+    <w:lsdException w:name="HTML Acronym" w:semiHidden="1" w:unhideWhenUsed="1"/>
+    <w:lsdException w:name="HTML Address" w:semiHidden="1" w:unhideWhenUsed="1"/>
+    <w:lsdException w:name="HTML Cite" w:semiHidden="1" w:unhideWhenUsed="1"/>
+    <w:lsdException w:name="HTML Code" w:semiHidden="1" w:unhideWhenUsed="1"/>
+    <w:lsdException w:name="HTML Definition" w:semiHidden="1" w:unhideWhenUsed="1"/>
+    <w:lsdException w:name="HTML Keyboard" w:semiHidden="1" w:unhideWhenUsed="1"/>
+    <w:lsdException w:name="HTML Preformatted" w:semiHidden="1" w:unhideWhenUsed="1"/>
+    <w:lsdException w:name="HTML Sample" w:semiHidden="1" w:unhideWhenUsed="1"/>
+    <w:lsdException w:name="HTML Typewriter" w:semiHidden="1" w:unhideWhenUsed="1"/>
+    <w:lsdException w:name="HTML Variable" w:semiHidden="1" w:unhideWhenUsed="1"/>
+    <w:lsdException w:name="Normal Table" w:semiHidden="1" w:unhideWhenUsed="1"/>
+    <w:lsdException w:name="annotation subject" w:semiHidden="1" w:unhideWhenUsed="1"/>
+    <w:lsdException w:name="No List" w:semiHidden="1" w:unhideWhenUsed="1"/>
+    <w:lsdException w:name="Outline List 1" w:semiHidden="1" w:unhideWhenUsed="1"/>
+    <w:lsdException w:name="Outline List 2" w:semiHidden="1" w:unhideWhenUsed="1"/>
+    <w:lsdException w:name="Outline List 3" w:semiHidden="1" w:unhideWhenUsed="1"/>
+    <w:lsdException w:name="Table Simple 1" w:semiHidden="1" w:unhideWhenUsed="1"/>
+    <w:lsdException w:name="Table Simple 2" w:semiHidden="1" w:unhideWhenUsed="1"/>
+    <w:lsdException w:name="Table Simple 3" w:semiHidden="1" w:unhideWhenUsed="1"/>
+    <w:lsdException w:name="Table Classic 1" w:semiHidden="1" w:unhideWhenUsed="1"/>
+    <w:lsdException w:name="Table Classic 2" w:semiHidden="1" w:unhideWhenUsed="1"/>
+    <w:lsdException w:name="Table Classic 3" w:semiHidden="1" w:unhideWhenUsed="1"/>
+    <w:lsdException w:name="Table Classic 4" w:semiHidden="1" w:unhideWhenUsed="1"/>
+    <w:lsdException w:name="Table Colorful 1" w:semiHidden="1" w:unhideWhenUsed="1"/>
+    <w:lsdException w:name="Table Colorful 2" w:semiHidden="1" w:unhideWhenUsed="1"/>
+    <w:lsdException w:name="Table Colorful 3" w:semiHidden="1" w:unhideWhenUsed="1"/>
+    <w:lsdException w:name="Table Columns 1" w:semiHidden="1" w:unhideWhenUsed="1"/>
+    <w:lsdException w:name="Table Columns 2" w:semiHidden="1" w:unhideWhenUsed="1"/>
+    <w:lsdException w:name="Table Columns 3" w:semiHidden="1" w:unhideWhenUsed="1"/>
+    <w:lsdException w:name="Table Columns 4" w:semiHidden="1" w:unhideWhenUsed="1"/>
+    <w:lsdException w:name="Table Columns 5" w:semiHidden="1" w:unhideWhenUsed="1"/>
+    <w:lsdException w:name="Table Grid 1" w:semiHidden="1" w:unhideWhenUsed="1"/>
+    <w:lsdException w:name="Table Grid 2" w:semiHidden="1" w:unhideWhenUsed="1"/>
+    <w:lsdException w:name="Table Grid 3" w:semiHidden="1" w:unhideWhenUsed="1"/>
+    <w:lsdException w:name="Table Grid 4" w:semiHidden="1" w:unhideWhenUsed="1"/>
+    <w:lsdException w:name="Table Grid 5" w:semiHidden="1" w:unhideWhenUsed="1"/>
+    <w:lsdException w:name="Table Grid 6" w:semiHidden="1" w:unhideWhenUsed="1"/>
+    <w:lsdException w:name="Table Grid 7" w:semiHidden="1" w:unhideWhenUsed="1"/>
+    <w:lsdException w:name="Table Grid 8" w:semiHidden="1" w:unhideWhenUsed="1"/>
+    <w:lsdException w:name="Table List 1" w:semiHidden="1" w:unhideWhenUsed="1"/>
+    <w:lsdException w:name="Table List 2" w:semiHidden="1" w:unhideWhenUsed="1"/>
+    <w:lsdException w:name="Table List 3" w:semiHidden="1" w:unhideWhenUsed="1"/>
+    <w:lsdException w:name="Table List 4" w:semiHidden="1" w:unhideWhenUsed="1"/>
+    <w:lsdException w:name="Table List 5" w:semiHidden="1" w:unhideWhenUsed="1"/>
+    <w:lsdException w:name="Table List 6" w:semiHidden="1" w:unhideWhenUsed="1"/>
+    <w:lsdException w:name="Table List 7" w:semiHidden="1" w:unhideWhenUsed="1"/>
+    <w:lsdException w:name="Table List 8" w:semiHidden="1" w:unhideWhenUsed="1"/>
+    <w:lsdException w:name="Table 3D effects 1" w:semiHidden="1" w:unhideWhenUsed="1"/>
+    <w:lsdException w:name="Table 3D effects 2" w:semiHidden="1" w:unhideWhenUsed="1"/>
+    <w:lsdException w:name="Table 3D effects 3" w:semiHidden="1" w:unhideWhenUsed="1"/>
+    <w:lsdException w:name="Table Contemporary" w:semiHidden="1" w:unhideWhenUsed="1"/>
+    <w:lsdException w:name="Table Elegant" w:semiHidden="1" w:unhideWhenUsed="1"/>
+    <w:lsdException w:name="Table Professional" w:semiHidden="1" w:unhideWhenUsed="1"/>
+    <w:lsdException w:name="Table Subtle 1" w:semiHidden="1" w:unhideWhenUsed="1"/>
+    <w:lsdException w:name="Table Subtle 2" w:semiHidden="1" w:unhideWhenUsed="1"/>
+    <w:lsdException w:name="Table Web 1" w:semiHidden="1" w:unhideWhenUsed="1"/>
+    <w:lsdException w:name="Table Web 2" w:semiHidden="1" w:unhideWhenUsed="1"/>
+    <w:lsdException w:name="Table Web 3" w:semiHidden="1" w:unhideWhenUsed="1"/>
+    <w:lsdException w:name="Balloon Text" w:semiHidden="1" w:unhideWhenUsed="1"/>
+    <w:lsdException w:name="Table Grid" w:uiPriority="39"/>
+    <w:lsdException w:name="Table Theme" w:semiHidden="1" w:unhideWhenUsed="1"/>
+    <w:lsdException w:name="Placeholder Text" w:semiHidden="1"/>
+    <w:lsdException w:name="No Spacing" w:uiPriority="1" w:qFormat="1"/>
+    <w:lsdException w:name="Light Shading" w:uiPriority="60"/>
+    <w:lsdException w:name="Light List" w:uiPriority="61"/>
+    <w:lsdException w:name="Light Grid" w:uiPriority="62"/>
+    <w:lsdException w:name="Medium Shading 1" w:uiPriority="63"/>
+    <w:lsdException w:name="Medium Shading 2" w:uiPriority="64"/>
+    <w:lsdException w:name="Medium List 1" w:uiPriority="65"/>
+    <w:lsdException w:name="Medium List 2" w:uiPriority="66"/>
+    <w:lsdException w:name="Medium Grid 1" w:uiPriority="67"/>
+    <w:lsdException w:name="Medium Grid 2" w:uiPriority="68"/>
+    <w:lsdException w:name="Medium Grid 3" w:uiPriority="69"/>
+    <w:lsdException w:name="Dark List" w:uiPriority="70"/>
+    <w:lsdException w:name="Colorful Shading" w:uiPriority="71"/>
+    <w:lsdException w:name="Colorful List" w:uiPriority="72"/>
+    <w:lsdException w:name="Colorful Grid" w:uiPriority="73"/>
+    <w:lsdException w:name="Light Shading Accent 1" w:uiPriority="60"/>
+    <w:lsdException w:name="Light List Accent 1" w:uiPriority="61"/>
+    <w:lsdException w:name="Light Grid Accent 1" w:uiPriority="62"/>
+    <w:lsdException w:name="Medium Shading 1 Accent 1" w:uiPriority="63"/>
+    <w:lsdException w:name="Medium Shading 2 Accent 1" w:uiPriority="64"/>
+    <w:lsdException w:name="Medium List 1 Accent 1" w:uiPriority="65"/>
+    <w:lsdException w:name="Revision" w:semiHidden="1"/>
+    <w:lsdException w:name="List Paragraph" w:uiPriority="34" w:qFormat="1"/>
+    <w:lsdException w:name="Quote" w:uiPriority="29" w:qFormat="1"/>
+    <w:lsdException w:name="Intense Quote" w:uiPriority="30" w:qFormat="1"/>
+    <w:lsdException w:name="Medium List 2 Accent 1" w:uiPriority="66"/>
+    <w:lsdException w:name="Medium Grid 1 Accent 1" w:uiPriority="67"/>
+    <w:lsdException w:name="Medium Grid 2 Accent 1" w:uiPriority="68"/>
+    <w:lsdException w:name="Medium Grid 3 Accent 1" w:uiPriority="69"/>
+    <w:lsdException w:name="Dark List Accent 1" w:uiPriority="70"/>
+    <w:lsdException w:name="Colorful Shading Accent 1" w:uiPriority="71"/>
+    <w:lsdException w:name="Colorful List Accent 1" w:uiPriority="72"/>
+    <w:lsdException w:name="Colorful Grid Accent 1" w:uiPriority="73"/>
+    <w:lsdException w:name="Light Shading Accent 2" w:uiPriority="60"/>
+    <w:lsdException w:name="Light List Accent 2" w:uiPriority="61"/>
+    <w:lsdException w:name="Light Grid Accent 2" w:uiPriority="62"/>
+    <w:lsdException w:name="Medium Shading 1 Accent 2" w:uiPriority="63"/>
+    <w:lsdException w:name="Medium Shading 2 Accent 2" w:uiPriority="64"/>
+    <w:lsdException w:name="Medium List 1 Accent 2" w:uiPriority="65"/>
+    <w:lsdException w:name="Medium List 2 Accent 2" w:uiPriority="66"/>
+    <w:lsdException w:name="Medium Grid 1 Accent 2" w:uiPriority="67"/>
+    <w:lsdException w:name="Medium Grid 2 Accent 2" w:uiPriority="68"/>
+    <w:lsdException w:name="Medium Grid 3 Accent 2" w:uiPriority="69"/>
+    <w:lsdException w:name="Dark List Accent 2" w:uiPriority="70"/>
+    <w:lsdException w:name="Colorful Shading Accent 2" w:uiPriority="71"/>
+    <w:lsdException w:name="Colorful List Accent 2" w:uiPriority="72"/>
+    <w:lsdException w:name="Colorful Grid Accent 2" w:uiPriority="73"/>
+    <w:lsdException w:name="Light Shading Accent 3" w:uiPriority="60"/>
+    <w:lsdException w:name="Light List Accent 3" w:uiPriority="61"/>
+    <w:lsdException w:name="Light Grid Accent 3" w:uiPriority="62"/>
+    <w:lsdException w:name="Medium Shading 1 Accent 3" w:uiPriority="63"/>
+    <w:lsdException w:name="Medium Shading 2 Accent 3" w:uiPriority="64"/>
+    <w:lsdException w:name="Medium List 1 Accent 3" w:uiPriority="65"/>
+    <w:lsdException w:name="Medium List 2 Accent 3" w:uiPriority="66"/>
+    <w:lsdException w:name="Medium Grid 1 Accent 3" w:uiPriority="67"/>
+    <w:lsdException w:name="Medium Grid 2 Accent 3" w:uiPriority="68"/>
+    <w:lsdException w:name="Medium Grid 3 Accent 3" w:uiPriority="69"/>
+    <w:lsdException w:name="Dark List Accent 3" w:uiPriority="70"/>
+    <w:lsdException w:name="Colorful Shading Accent 3" w:uiPriority="71"/>
+    <w:lsdException w:name="Colorful List Accent 3" w:uiPriority="72"/>
+    <w:lsdException w:name="Colorful Grid Accent 3" w:uiPriority="73"/>
+    <w:lsdException w:name="Light Shading Accent 4" w:uiPriority="60"/>
+    <w:lsdException w:name="Light List Accent 4" w:uiPriority="61"/>
+    <w:lsdException w:name="Light Grid Accent 4" w:uiPriority="62"/>
+    <w:lsdException w:name="Medium Shading 1 Accent 4" w:uiPriority="63"/>
+    <w:lsdException w:name="Medium Shading 2 Accent 4" w:uiPriority="64"/>
+    <w:lsdException w:name="Medium List 1 Accent 4" w:uiPriority="65"/>
+    <w:lsdException w:name="Medium List 2 Accent 4" w:uiPriority="66"/>
+    <w:lsdException w:name="Medium Grid 1 Accent 4" w:uiPriority="67"/>
+    <w:lsdException w:name="Medium Grid 2 Accent 4" w:uiPriority="68"/>
+    <w:lsdException w:name="Medium Grid 3 Accent 4" w:uiPriority="69"/>
+    <w:lsdException w:name="Dark List Accent 4" w:uiPriority="70"/>
+    <w:lsdException w:name="Colorful Shading Accent 4" w:uiPriority="71"/>
+    <w:lsdException w:name="Colorful List Accent 4" w:uiPriority="72"/>
+    <w:lsdException w:name="Colorful Grid Accent 4" w:uiPriority="73"/>
+    <w:lsdException w:name="Light Shading Accent 5" w:uiPriority="60"/>
+    <w:lsdException w:name="Light List Accent 5" w:uiPriority="61"/>
+    <w:lsdException w:name="Light Grid Accent 5" w:uiPriority="62"/>
+    <w:lsdException w:name="Medium Shading 1 Accent 5" w:uiPriority="63"/>
+    <w:lsdException w:name="Medium Shading 2 Accent 5" w:uiPriority="64"/>
+    <w:lsdException w:name="Medium List 1 Accent 5" w:uiPriority="65"/>
+    <w:lsdException w:name="Medium List 2 Accent 5" w:uiPriority="66"/>
+    <w:lsdException w:name="Medium Grid 1 Accent 5" w:uiPriority="67"/>
+    <w:lsdException w:name="Medium Grid 2 Accent 5" w:uiPriority="68"/>
+    <w:lsdException w:name="Medium Grid 3 Accent 5" w:uiPriority="69"/>
+    <w:lsdException w:name="Dark List Accent 5" w:uiPriority="70"/>
+    <w:lsdException w:name="Colorful Shading Accent 5" w:uiPriority="71"/>
+    <w:lsdException w:name="Colorful List Accent 5" w:uiPriority="72"/>
+    <w:lsdException w:name="Colorful Grid Accent 5" w:uiPriority="73"/>
+    <w:lsdException w:name="Light Shading Accent 6" w:uiPriority="60"/>
+    <w:lsdException w:name="Light List Accent 6" w:uiPriority="61"/>
+    <w:lsdException w:name="Light Grid Accent 6" w:uiPriority="62"/>
+    <w:lsdException w:name="Medium Shading 1 Accent 6" w:uiPriority="63"/>
+    <w:lsdException w:name="Medium Shading 2 Accent 6" w:uiPriority="64"/>
+    <w:lsdException w:name="Medium List 1 Accent 6" w:uiPriority="65"/>
+    <w:lsdException w:name="Medium List 2 Accent 6" w:uiPriority="66"/>
+    <w:lsdException w:name="Medium Grid 1 Accent 6" w:uiPriority="67"/>
+    <w:lsdException w:name="Medium Grid 2 Accent 6" w:uiPriority="68"/>
+    <w:lsdException w:name="Medium Grid 3 Accent 6" w:uiPriority="69"/>
+    <w:lsdException w:name="Dark List Accent 6" w:uiPriority="70"/>
+    <w:lsdException w:name="Colorful Shading Accent 6" w:uiPriority="71"/>
+    <w:lsdException w:name="Colorful List Accent 6" w:uiPriority="72"/>
+    <w:lsdException w:name="Colorful Grid Accent 6" w:uiPriority="73"/>
+    <w:lsdException w:name="Subtle Emphasis" w:uiPriority="19" w:qFormat="1"/>
+    <w:lsdException w:name="Intense Emphasis" w:uiPriority="21" w:qFormat="1"/>
+    <w:lsdException w:name="Subtle Reference" w:uiPriority="31" w:qFormat="1"/>
+    <w:lsdException w:name="Intense Reference" w:uiPriority="32" w:qFormat="1"/>
+    <w:lsdException w:name="Book Title" w:uiPriority="33" w:qFormat="1"/>
+    <w:lsdException w:name="Bibliography" w:semiHidden="1" w:uiPriority="37" w:unhideWhenUsed="1"/>
+    <w:lsdException w:name="TOC Heading" w:semiHidden="1" w:uiPriority="39" w:unhideWhenUsed="1" w:qFormat="1"/>
+    <w:lsdException w:name="Plain Table 1" w:uiPriority="41"/>
+    <w:lsdException w:name="Plain Table 2" w:uiPriority="42"/>
+    <w:lsdException w:name="Plain Table 3" w:uiPriority="43"/>
+    <w:lsdException w:name="Plain Table 4" w:uiPriority="44"/>
+    <w:lsdException w:name="Plain Table 5" w:uiPriority="45"/>
+    <w:lsdException w:name="Grid Table Light" w:uiPriority="40"/>
+    <w:lsdException w:name="Grid Table 1 Light" w:uiPriority="46"/>
+    <w:lsdException w:name="Grid Table 2" w:uiPriority="47"/>
+    <w:lsdException w:name="Grid Table 3" w:uiPriority="48"/>
+    <w:lsdException w:name="Grid Table 4" w:uiPriority="49"/>
+    <w:lsdException w:name="Grid Table 5 Dark" w:uiPriority="50"/>
+    <w:lsdException w:name="Grid Table 6 Colorful" w:uiPriority="51"/>
+    <w:lsdException w:name="Grid Table 7 Colorful" w:uiPriority="52"/>
+    <w:lsdException w:name="Grid Table 1 Light Accent 1" w:uiPriority="46"/>
+    <w:lsdException w:name="Grid Table 2 Accent 1" w:uiPriority="47"/>
+    <w:lsdException w:name="Grid Table 3 Accent 1" w:uiPriority="48"/>
+    <w:lsdException w:name="Grid Table 4 Accent 1" w:uiPriority="49"/>
+    <w:lsdException w:name="Grid Table 5 Dark Accent 1" w:uiPriority="50"/>
+    <w:lsdException w:name="Grid Table 6 Colorful Accent 1" w:uiPriority="51"/>
+    <w:lsdException w:name="Grid Table 7 Colorful Accent 1" w:uiPriority="52"/>
+    <w:lsdException w:name="Grid Table 1 Light Accent 2" w:uiPriority="46"/>
+    <w:lsdException w:name="Grid Table 2 Accent 2" w:uiPriority="47"/>
+    <w:lsdException w:name="Grid Table 3 Accent 2" w:uiPriority="48"/>
+    <w:lsdException w:name="Grid Table 4 Accent 2" w:uiPriority="49"/>
+    <w:lsdException w:name="Grid Table 5 Dark Accent 2" w:uiPriority="50"/>
+    <w:lsdException w:name="Grid Table 6 Colorful Accent 2" w:uiPriority="51"/>
+    <w:lsdException w:name="Grid Table 7 Colorful Accent 2" w:uiPriority="52"/>
+    <w:lsdException w:name="Grid Table 1 Light Accent 3" w:uiPriority="46"/>
+    <w:lsdException w:name="Grid Table 2 Accent 3" w:uiPriority="47"/>
+    <w:lsdException w:name="Grid Table 3 Accent 3" w:uiPriority="48"/>
+    <w:lsdException w:name="Grid Table 4 Accent 3" w:uiPriority="49"/>
+    <w:lsdException w:name="Grid Table 5 Dark Accent 3" w:uiPriority="50"/>
+    <w:lsdException w:name="Grid Table 6 Colorful Accent 3" w:uiPriority="51"/>
+    <w:lsdException w:name="Grid Table 7 Colorful Accent 3" w:uiPriority="52"/>
+    <w:lsdException w:name="Grid Table 1 Light Accent 4" w:uiPriority="46"/>
+    <w:lsdException w:name="Grid Table 2 Accent 4" w:uiPriority="47"/>
+    <w:lsdException w:name="Grid Table 3 Accent 4" w:uiPriority="48"/>
+    <w:lsdException w:name="Grid Table 4 Accent 4" w:uiPriority="49"/>
+    <w:lsdException w:name="Grid Table 5 Dark Accent 4" w:uiPriority="50"/>
+    <w:lsdException w:name="Grid Table 6 Colorful Accent 4" w:uiPriority="51"/>
+    <w:lsdException w:name="Grid Table 7 Colorful Accent 4" w:uiPriority="52"/>
+    <w:lsdException w:name="Grid Table 1 Light Accent 5" w:uiPriority="46"/>
+    <w:lsdException w:name="Grid Table 2 Accent 5" w:uiPriority="47"/>
+    <w:lsdException w:name="Grid Table 3 Accent 5" w:uiPriority="48"/>
+    <w:lsdException w:name="Grid Table 4 Accent 5" w:uiPriority="49"/>
+    <w:lsdException w:name="Grid Table 5 Dark Accent 5" w:uiPriority="50"/>
+    <w:lsdException w:name="Grid Table 6 Colorful Accent 5" w:uiPriority="51"/>
+    <w:lsdException w:name="Grid Table 7 Colorful Accent 5" w:uiPriority="52"/>
+    <w:lsdException w:name="Grid Table 1 Light Accent 6" w:uiPriority="46"/>
+    <w:lsdException w:name="Grid Table 2 Accent 6" w:uiPriority="47"/>
+    <w:lsdException w:name="Grid Table 3 Accent 6" w:uiPriority="48"/>
+    <w:lsdException w:name="Grid Table 4 Accent 6" w:uiPriority="49"/>
+    <w:lsdException w:name="Grid Table 5 Dark Accent 6" w:uiPriority="50"/>
+    <w:lsdException w:name="Grid Table 6 Colorful Accent 6" w:uiPriority="51"/>
+    <w:lsdException w:name="Grid Table 7 Colorful Accent 6" w:uiPriority="52"/>
+    <w:lsdException w:name="List Table 1 Light" w:uiPriority="46"/>
+    <w:lsdException w:name="List Table 2" w:uiPriority="47"/>
+    <w:lsdException w:name="List Table 3" w:uiPriority="48"/>
+    <w:lsdException w:name="List Table 4" w:uiPriority="49"/>
+    <w:lsdException w:name="List Table 5 Dark" w:uiPriority="50"/>
+    <w:lsdException w:name="List Table 6 Colorful" w:uiPriority="51"/>
+    <w:lsdException w:name="List Table 7 Colorful" w:uiPriority="52"/>
+    <w:lsdException w:name="List Table 1 Light Accent 1" w:uiPriority="46"/>
+    <w:lsdException w:name="List Table 2 Accent 1" w:uiPriority="47"/>
+    <w:lsdException w:name="List Table 3 Accent 1" w:uiPriority="48"/>
+    <w:lsdException w:name="List Table 4 Accent 1" w:uiPriority="49"/>
+    <w:lsdException w:name="List Table 5 Dark Accent 1" w:uiPriority="50"/>
+    <w:lsdException w:name="List Table 6 Colorful Accent 1" w:uiPriority="51"/>
+    <w:lsdException w:name="List Table 7 Colorful Accent 1" w:uiPriority="52"/>
+    <w:lsdException w:name="List Table 1 Light Accent 2" w:uiPriority="46"/>
+    <w:lsdException w:name="List Table 2 Accent 2" w:uiPriority="47"/>
+    <w:lsdException w:name="List Table 3 Accent 2" w:uiPriority="48"/>
+    <w:lsdException w:name="List Table 4 Accent 2" w:uiPriority="49"/>
+    <w:lsdException w:name="List Table 5 Dark Accent 2" w:uiPriority="50"/>
+    <w:lsdException w:name="List Table 6 Colorful Accent 2" w:uiPriority="51"/>
+    <w:lsdException w:name="List Table 7 Colorful Accent 2" w:uiPriority="52"/>
+    <w:lsdException w:name="List Table 1 Light Accent 3" w:uiPriority="46"/>
+    <w:lsdException w:name="List Table 2 Accent 3" w:uiPriority="47"/>
+    <w:lsdException w:name="List Table 3 Accent 3" w:uiPriority="48"/>
+    <w:lsdException w:name="List Table 4 Accent 3" w:uiPriority="49"/>
+    <w:lsdException w:name="List Table 5 Dark Accent 3" w:uiPriority="50"/>
+    <w:lsdException w:name="List Table 6 Colorful Accent 3" w:uiPriority="51"/>
+    <w:lsdException w:name="List Table 7 Colorful Accent 3" w:uiPriority="52"/>
+    <w:lsdException w:name="List Table 1 Light Accent 4" w:uiPriority="46"/>
+    <w:lsdException w:name="List Table 2 Accent 4" w:uiPriority="47"/>
+    <w:lsdException w:name="List Table 3 Accent 4" w:uiPriority="48"/>
+    <w:lsdException w:name="List Table 4 Accent 4" w:uiPriority="49"/>
+    <w:lsdException w:name="List Table 5 Dark Accent 4" w:uiPriority="50"/>
+    <w:lsdException w:name="List Table 6 Colorful Accent 4" w:uiPriority="51"/>
+    <w:lsdException w:name="List Table 7 Colorful Accent 4" w:uiPriority="52"/>
+    <w:lsdException w:name="List Table 1 Light Accent 5" w:uiPriority="46"/>
+    <w:lsdException w:name="List Table 2 Accent 5" w:uiPriority="47"/>
+    <w:lsdException w:name="List Table 3 Accent 5" w:uiPriority="48"/>
+    <w:lsdException w:name="List Table 4 Accent 5" w:uiPriority="49"/>
+    <w:lsdException w:name="List Table 5 Dark Accent 5" w:uiPriority="50"/>
+    <w:lsdException w:name="List Table 6 Colorful Accent 5" w:uiPriority="51"/>
+    <w:lsdException w:name="List Table 7 Colorful Accent 5" w:uiPriority="52"/>
+    <w:lsdException w:name="List Table 1 Light Accent 6" w:uiPriority="46"/>
+    <w:lsdException w:name="List Table 2 Accent 6" w:uiPriority="47"/>
+    <w:lsdException w:name="List Table 3 Accent 6" w:uiPriority="48"/>
+    <w:lsdException w:name="List Table 4 Accent 6" w:uiPriority="49"/>
+    <w:lsdException w:name="List Table 5 Dark Accent 6" w:uiPriority="50"/>
+    <w:lsdException w:name="List Table 6 Colorful Accent 6" w:uiPriority="51"/>
+    <w:lsdException w:name="List Table 7 Colorful Accent 6" w:uiPriority="52"/>
+    <w:lsdException w:name="Mention" w:semiHidden="1" w:unhideWhenUsed="1"/>
+    <w:lsdException w:name="Smart Hyperlink" w:semiHidden="1" w:unhideWhenUsed="1"/>
+    <w:lsdException w:name="Hashtag" w:semiHidden="1" w:unhideWhenUsed="1"/>
+    <w:lsdException w:name="Unresolved Mention" w:semiHidden="1" w:unhideWhenUsed="1"/>
+    <w:lsdException w:name="Smart Link" w:semiHidden="1" w:unhideWhenUsed="1"/>
+  </w:latentStyles>
+  <w:style w:type="paragraph" w:default="1" w:styleId="Normal">
+    <w:name w:val="Normal"/>
+    <w:qFormat/>
   </w:style>
   <w:style w:type="paragraph" w:styleId="Heading1">
     <w:name w:val="heading 1"/>
     <w:basedOn w:val="Normal"/>
     <w:next w:val="Normal"/>
+    <w:uiPriority w:val="9"/>
+    <w:qFormat/>
     <w:pPr>
-      <w:keepNext w:val="1"/>
-      <w:keepLines w:val="1"/>
-      <w:pageBreakBefore w:val="0"/>
-      <w:spacing w:after="120" w:before="400" w:lineRule="auto"/>
+      <w:keepNext/>
+      <w:keepLines/>
+      <w:spacing w:before="400" w:after="120"/>
+      <w:outlineLvl w:val="0"/>
     </w:pPr>
     <w:rPr>
       <w:sz w:val="40"/>
@@ -762,15 +1744,17 @@
     <w:name w:val="heading 2"/>
     <w:basedOn w:val="Normal"/>
     <w:next w:val="Normal"/>
+    <w:uiPriority w:val="9"/>
+    <w:semiHidden/>
+    <w:unhideWhenUsed/>
+    <w:qFormat/>
     <w:pPr>
-      <w:keepNext w:val="1"/>
-      <w:keepLines w:val="1"/>
-      <w:pageBreakBefore w:val="0"/>
-      <w:spacing w:after="120" w:before="360" w:lineRule="auto"/>
+      <w:keepNext/>
+      <w:keepLines/>
+      <w:spacing w:before="360" w:after="120"/>
+      <w:outlineLvl w:val="1"/>
     </w:pPr>
     <w:rPr>
-      <w:b w:val="0"/>
-      <w:bCs w:val="0"/>
       <w:sz w:val="32"/>
       <w:szCs w:val="32"/>
     </w:rPr>
@@ -779,15 +1763,17 @@
     <w:name w:val="heading 3"/>
     <w:basedOn w:val="Normal"/>
     <w:next w:val="Normal"/>
+    <w:uiPriority w:val="9"/>
+    <w:semiHidden/>
+    <w:unhideWhenUsed/>
+    <w:qFormat/>
     <w:pPr>
-      <w:keepNext w:val="1"/>
-      <w:keepLines w:val="1"/>
-      <w:pageBreakBefore w:val="0"/>
-      <w:spacing w:after="80" w:before="320" w:lineRule="auto"/>
+      <w:keepNext/>
+      <w:keepLines/>
+      <w:spacing w:before="320" w:after="80"/>
+      <w:outlineLvl w:val="2"/>
     </w:pPr>
     <w:rPr>
-      <w:b w:val="0"/>
-      <w:bCs w:val="0"/>
       <w:color w:val="434343"/>
       <w:sz w:val="28"/>
       <w:szCs w:val="28"/>
@@ -797,11 +1783,15 @@
     <w:name w:val="heading 4"/>
     <w:basedOn w:val="Normal"/>
     <w:next w:val="Normal"/>
+    <w:uiPriority w:val="9"/>
+    <w:semiHidden/>
+    <w:unhideWhenUsed/>
+    <w:qFormat/>
     <w:pPr>
-      <w:keepNext w:val="1"/>
-      <w:keepLines w:val="1"/>
-      <w:pageBreakBefore w:val="0"/>
-      <w:spacing w:after="80" w:before="280" w:lineRule="auto"/>
+      <w:keepNext/>
+      <w:keepLines/>
+      <w:spacing w:before="280" w:after="80"/>
+      <w:outlineLvl w:val="3"/>
     </w:pPr>
     <w:rPr>
       <w:color w:val="666666"/>
@@ -813,45 +1803,88 @@
     <w:name w:val="heading 5"/>
     <w:basedOn w:val="Normal"/>
     <w:next w:val="Normal"/>
+    <w:uiPriority w:val="9"/>
+    <w:semiHidden/>
+    <w:unhideWhenUsed/>
+    <w:qFormat/>
     <w:pPr>
-      <w:keepNext w:val="1"/>
-      <w:keepLines w:val="1"/>
-      <w:pageBreakBefore w:val="0"/>
-      <w:spacing w:after="80" w:before="240" w:lineRule="auto"/>
+      <w:keepNext/>
+      <w:keepLines/>
+      <w:spacing w:before="240" w:after="80"/>
+      <w:outlineLvl w:val="4"/>
     </w:pPr>
     <w:rPr>
       <w:color w:val="666666"/>
-      <w:sz w:val="22"/>
-      <w:szCs w:val="22"/>
     </w:rPr>
   </w:style>
   <w:style w:type="paragraph" w:styleId="Heading6">
     <w:name w:val="heading 6"/>
     <w:basedOn w:val="Normal"/>
     <w:next w:val="Normal"/>
+    <w:uiPriority w:val="9"/>
+    <w:semiHidden/>
+    <w:unhideWhenUsed/>
+    <w:qFormat/>
     <w:pPr>
-      <w:keepNext w:val="1"/>
-      <w:keepLines w:val="1"/>
-      <w:pageBreakBefore w:val="0"/>
-      <w:spacing w:after="80" w:before="240" w:lineRule="auto"/>
+      <w:keepNext/>
+      <w:keepLines/>
+      <w:spacing w:before="240" w:after="80"/>
+      <w:outlineLvl w:val="5"/>
     </w:pPr>
     <w:rPr>
-      <w:i w:val="1"/>
-      <w:iCs w:val="1"/>
+      <w:i/>
+      <w:iCs/>
       <w:color w:val="666666"/>
-      <w:sz w:val="22"/>
-      <w:szCs w:val="22"/>
     </w:rPr>
+  </w:style>
+  <w:style w:type="character" w:default="1" w:styleId="DefaultParagraphFont">
+    <w:name w:val="Default Paragraph Font"/>
+    <w:uiPriority w:val="1"/>
+    <w:semiHidden/>
+    <w:unhideWhenUsed/>
+  </w:style>
+  <w:style w:type="table" w:default="1" w:styleId="TableNormal">
+    <w:name w:val="Normal Table"/>
+    <w:uiPriority w:val="99"/>
+    <w:semiHidden/>
+    <w:unhideWhenUsed/>
+    <w:tblPr>
+      <w:tblInd w:w="0" w:type="dxa"/>
+      <w:tblCellMar>
+        <w:top w:w="0" w:type="dxa"/>
+        <w:left w:w="108" w:type="dxa"/>
+        <w:bottom w:w="0" w:type="dxa"/>
+        <w:right w:w="108" w:type="dxa"/>
+      </w:tblCellMar>
+    </w:tblPr>
+  </w:style>
+  <w:style w:type="numbering" w:default="1" w:styleId="NoList">
+    <w:name w:val="No List"/>
+    <w:uiPriority w:val="99"/>
+    <w:semiHidden/>
+    <w:unhideWhenUsed/>
+  </w:style>
+  <w:style w:type="table" w:customStyle="1" w:styleId="TableNormal0">
+    <w:name w:val="TableNormal"/>
+    <w:tblPr>
+      <w:tblCellMar>
+        <w:top w:w="100" w:type="dxa"/>
+        <w:left w:w="100" w:type="dxa"/>
+        <w:bottom w:w="100" w:type="dxa"/>
+        <w:right w:w="100" w:type="dxa"/>
+      </w:tblCellMar>
+    </w:tblPr>
   </w:style>
   <w:style w:type="paragraph" w:styleId="Title">
     <w:name w:val="Title"/>
     <w:basedOn w:val="Normal"/>
     <w:next w:val="Normal"/>
+    <w:uiPriority w:val="10"/>
+    <w:qFormat/>
     <w:pPr>
-      <w:keepNext w:val="1"/>
-      <w:keepLines w:val="1"/>
-      <w:pageBreakBefore w:val="0"/>
-      <w:spacing w:after="60" w:before="0" w:lineRule="auto"/>
+      <w:keepNext/>
+      <w:keepLines/>
+      <w:spacing w:after="60"/>
     </w:pPr>
     <w:rPr>
       <w:sz w:val="52"/>
@@ -862,19 +1895,78 @@
     <w:name w:val="Subtitle"/>
     <w:basedOn w:val="Normal"/>
     <w:next w:val="Normal"/>
+    <w:uiPriority w:val="11"/>
+    <w:qFormat/>
     <w:pPr>
-      <w:keepNext w:val="1"/>
-      <w:keepLines w:val="1"/>
-      <w:pageBreakBefore w:val="0"/>
-      <w:spacing w:after="320" w:before="0" w:lineRule="auto"/>
+      <w:keepNext/>
+      <w:keepLines/>
+      <w:spacing w:after="320"/>
     </w:pPr>
     <w:rPr>
-      <w:rFonts w:ascii="Arial" w:cs="Arial" w:eastAsia="Arial" w:hAnsi="Arial"/>
-      <w:i w:val="0"/>
-      <w:iCs w:val="0"/>
       <w:color w:val="666666"/>
       <w:sz w:val="30"/>
       <w:szCs w:val="30"/>
+    </w:rPr>
+  </w:style>
+  <w:style w:type="paragraph" w:styleId="Header">
+    <w:name w:val="header"/>
+    <w:basedOn w:val="Normal"/>
+    <w:link w:val="HeaderChar"/>
+    <w:uiPriority w:val="99"/>
+    <w:unhideWhenUsed/>
+    <w:rsid w:val="009B3FD4"/>
+    <w:pPr>
+      <w:tabs>
+        <w:tab w:val="center" w:pos="4513"/>
+        <w:tab w:val="right" w:pos="9026"/>
+      </w:tabs>
+      <w:spacing w:line="240" w:lineRule="auto"/>
+    </w:pPr>
+  </w:style>
+  <w:style w:type="character" w:customStyle="1" w:styleId="HeaderChar">
+    <w:name w:val="Header Char"/>
+    <w:basedOn w:val="DefaultParagraphFont"/>
+    <w:link w:val="Header"/>
+    <w:uiPriority w:val="99"/>
+    <w:rsid w:val="009B3FD4"/>
+  </w:style>
+  <w:style w:type="paragraph" w:styleId="Footer">
+    <w:name w:val="footer"/>
+    <w:basedOn w:val="Normal"/>
+    <w:link w:val="FooterChar"/>
+    <w:uiPriority w:val="99"/>
+    <w:unhideWhenUsed/>
+    <w:rsid w:val="009B3FD4"/>
+    <w:pPr>
+      <w:tabs>
+        <w:tab w:val="center" w:pos="4513"/>
+        <w:tab w:val="right" w:pos="9026"/>
+      </w:tabs>
+      <w:spacing w:line="240" w:lineRule="auto"/>
+    </w:pPr>
+  </w:style>
+  <w:style w:type="character" w:customStyle="1" w:styleId="FooterChar">
+    <w:name w:val="Footer Char"/>
+    <w:basedOn w:val="DefaultParagraphFont"/>
+    <w:link w:val="Footer"/>
+    <w:uiPriority w:val="99"/>
+    <w:rsid w:val="009B3FD4"/>
+  </w:style>
+  <w:style w:type="paragraph" w:styleId="NormalWeb">
+    <w:name w:val="Normal (Web)"/>
+    <w:basedOn w:val="Normal"/>
+    <w:uiPriority w:val="99"/>
+    <w:semiHidden/>
+    <w:unhideWhenUsed/>
+    <w:rsid w:val="009B3FD4"/>
+    <w:pPr>
+      <w:spacing w:before="100" w:beforeAutospacing="1" w:after="100" w:afterAutospacing="1" w:line="240" w:lineRule="auto"/>
+    </w:pPr>
+    <w:rPr>
+      <w:rFonts w:ascii="Times New Roman" w:eastAsia="Times New Roman" w:hAnsi="Times New Roman" w:cs="Times New Roman"/>
+      <w:sz w:val="24"/>
+      <w:szCs w:val="24"/>
+      <w:lang w:val="en-AU"/>
     </w:rPr>
   </w:style>
 </w:styles>

--- a/Progressive Work/Diary.docx
+++ b/Progressive Work/Diary.docx
@@ -198,7 +198,7 @@
       <w:pPr>
         <w:numPr>
           <w:ilvl w:val="0"/>
-          <w:numId w:val="5"/>
+          <w:numId w:val="8"/>
         </w:numPr>
         <w:spacing w:line="240" w:lineRule="auto"/>
         <w:textAlignment w:val="baseline"/>
@@ -221,7 +221,7 @@
       <w:pPr>
         <w:numPr>
           <w:ilvl w:val="0"/>
-          <w:numId w:val="5"/>
+          <w:numId w:val="8"/>
         </w:numPr>
         <w:spacing w:line="240" w:lineRule="auto"/>
         <w:textAlignment w:val="baseline"/>
@@ -244,7 +244,7 @@
       <w:pPr>
         <w:numPr>
           <w:ilvl w:val="0"/>
-          <w:numId w:val="5"/>
+          <w:numId w:val="8"/>
         </w:numPr>
         <w:spacing w:line="240" w:lineRule="auto"/>
         <w:textAlignment w:val="baseline"/>
@@ -267,7 +267,7 @@
       <w:pPr>
         <w:numPr>
           <w:ilvl w:val="1"/>
-          <w:numId w:val="6"/>
+          <w:numId w:val="9"/>
         </w:numPr>
         <w:spacing w:line="240" w:lineRule="auto"/>
         <w:textAlignment w:val="baseline"/>
@@ -290,7 +290,7 @@
       <w:pPr>
         <w:numPr>
           <w:ilvl w:val="0"/>
-          <w:numId w:val="5"/>
+          <w:numId w:val="8"/>
         </w:numPr>
         <w:spacing w:line="240" w:lineRule="auto"/>
         <w:textAlignment w:val="baseline"/>
@@ -313,7 +313,7 @@
       <w:pPr>
         <w:numPr>
           <w:ilvl w:val="0"/>
-          <w:numId w:val="5"/>
+          <w:numId w:val="8"/>
         </w:numPr>
         <w:spacing w:line="240" w:lineRule="auto"/>
         <w:textAlignment w:val="baseline"/>
@@ -336,7 +336,7 @@
       <w:pPr>
         <w:numPr>
           <w:ilvl w:val="0"/>
-          <w:numId w:val="5"/>
+          <w:numId w:val="8"/>
         </w:numPr>
         <w:spacing w:line="240" w:lineRule="auto"/>
         <w:textAlignment w:val="baseline"/>
@@ -379,7 +379,7 @@
       <w:pPr>
         <w:numPr>
           <w:ilvl w:val="0"/>
-          <w:numId w:val="7"/>
+          <w:numId w:val="10"/>
         </w:numPr>
         <w:spacing w:line="240" w:lineRule="auto"/>
         <w:textAlignment w:val="baseline"/>
@@ -396,6 +396,265 @@
           <w:lang w:val="en-AU"/>
         </w:rPr>
         <w:t>Hold off doing the iPad interface, main focus is building the physical robot</w:t>
+      </w:r>
+    </w:p>
+    <w:p>
+      <w:pPr>
+        <w:spacing w:line="240" w:lineRule="auto"/>
+        <w:rPr>
+          <w:rFonts w:ascii="Times New Roman" w:eastAsia="Times New Roman" w:hAnsi="Times New Roman" w:cs="Times New Roman"/>
+          <w:sz w:val="24"/>
+          <w:szCs w:val="24"/>
+          <w:lang w:val="en-AU"/>
+        </w:rPr>
+      </w:pPr>
+    </w:p>
+    <w:p>
+      <w:pPr>
+        <w:spacing w:line="240" w:lineRule="auto"/>
+        <w:rPr>
+          <w:rFonts w:ascii="Times New Roman" w:eastAsia="Times New Roman" w:hAnsi="Times New Roman" w:cs="Times New Roman"/>
+          <w:sz w:val="24"/>
+          <w:szCs w:val="24"/>
+          <w:lang w:val="en-AU"/>
+        </w:rPr>
+      </w:pPr>
+      <w:r>
+        <w:rPr>
+          <w:rFonts w:eastAsia="Times New Roman"/>
+          <w:i/>
+          <w:iCs/>
+          <w:color w:val="000000"/>
+          <w:lang w:val="en-AU"/>
+        </w:rPr>
+        <w:t>Things to do</w:t>
+      </w:r>
+    </w:p>
+    <w:p>
+      <w:pPr>
+        <w:numPr>
+          <w:ilvl w:val="0"/>
+          <w:numId w:val="11"/>
+        </w:numPr>
+        <w:spacing w:line="240" w:lineRule="auto"/>
+        <w:textAlignment w:val="baseline"/>
+        <w:rPr>
+          <w:rFonts w:eastAsia="Times New Roman"/>
+          <w:color w:val="000000"/>
+          <w:lang w:val="en-AU"/>
+        </w:rPr>
+      </w:pPr>
+      <w:r>
+        <w:rPr>
+          <w:rFonts w:eastAsia="Times New Roman"/>
+          <w:color w:val="000000"/>
+          <w:lang w:val="en-AU"/>
+        </w:rPr>
+        <w:t>Interview analysis with thematic methods</w:t>
+      </w:r>
+    </w:p>
+    <w:p>
+      <w:pPr>
+        <w:numPr>
+          <w:ilvl w:val="0"/>
+          <w:numId w:val="11"/>
+        </w:numPr>
+        <w:spacing w:line="240" w:lineRule="auto"/>
+        <w:textAlignment w:val="baseline"/>
+        <w:rPr>
+          <w:rFonts w:eastAsia="Times New Roman"/>
+          <w:color w:val="000000"/>
+          <w:lang w:val="en-AU"/>
+        </w:rPr>
+      </w:pPr>
+      <w:r>
+        <w:rPr>
+          <w:rFonts w:eastAsia="Times New Roman"/>
+          <w:color w:val="000000"/>
+          <w:lang w:val="en-AU"/>
+        </w:rPr>
+        <w:t>Look at peer feedback and incorporate into design</w:t>
+      </w:r>
+    </w:p>
+    <w:p>
+      <w:pPr>
+        <w:numPr>
+          <w:ilvl w:val="0"/>
+          <w:numId w:val="11"/>
+        </w:numPr>
+        <w:spacing w:line="240" w:lineRule="auto"/>
+        <w:textAlignment w:val="baseline"/>
+        <w:rPr>
+          <w:rFonts w:eastAsia="Times New Roman"/>
+          <w:color w:val="000000"/>
+          <w:lang w:val="en-AU"/>
+        </w:rPr>
+      </w:pPr>
+      <w:r>
+        <w:rPr>
+          <w:rFonts w:eastAsia="Times New Roman"/>
+          <w:color w:val="000000"/>
+          <w:lang w:val="en-AU"/>
+        </w:rPr>
+        <w:t>Excerpts from interview that support design decisions</w:t>
+      </w:r>
+    </w:p>
+    <w:p>
+      <w:pPr>
+        <w:numPr>
+          <w:ilvl w:val="0"/>
+          <w:numId w:val="11"/>
+        </w:numPr>
+        <w:spacing w:line="240" w:lineRule="auto"/>
+        <w:textAlignment w:val="baseline"/>
+        <w:rPr>
+          <w:rFonts w:eastAsia="Times New Roman"/>
+          <w:color w:val="000000"/>
+          <w:lang w:val="en-AU"/>
+        </w:rPr>
+      </w:pPr>
+      <w:r>
+        <w:rPr>
+          <w:rFonts w:eastAsia="Times New Roman"/>
+          <w:color w:val="000000"/>
+          <w:lang w:val="en-AU"/>
+        </w:rPr>
+        <w:t>Build prototype</w:t>
+      </w:r>
+    </w:p>
+    <w:p>
+      <w:pPr>
+        <w:numPr>
+          <w:ilvl w:val="0"/>
+          <w:numId w:val="11"/>
+        </w:numPr>
+        <w:spacing w:line="240" w:lineRule="auto"/>
+        <w:textAlignment w:val="baseline"/>
+        <w:rPr>
+          <w:rFonts w:eastAsia="Times New Roman"/>
+          <w:color w:val="000000"/>
+          <w:lang w:val="en-AU"/>
+        </w:rPr>
+      </w:pPr>
+      <w:r>
+        <w:rPr>
+          <w:rFonts w:eastAsia="Times New Roman"/>
+          <w:color w:val="000000"/>
+          <w:lang w:val="en-AU"/>
+        </w:rPr>
+        <w:t>Thursday user testing</w:t>
+      </w:r>
+    </w:p>
+    <w:p>
+      <w:pPr>
+        <w:spacing w:line="240" w:lineRule="auto"/>
+        <w:rPr>
+          <w:rFonts w:ascii="Times New Roman" w:eastAsia="Times New Roman" w:hAnsi="Times New Roman" w:cs="Times New Roman"/>
+          <w:sz w:val="24"/>
+          <w:szCs w:val="24"/>
+          <w:lang w:val="en-AU"/>
+        </w:rPr>
+      </w:pPr>
+      <w:r>
+        <w:rPr>
+          <w:rFonts w:ascii="Times New Roman" w:eastAsia="Times New Roman" w:hAnsi="Times New Roman" w:cs="Times New Roman"/>
+          <w:sz w:val="24"/>
+          <w:szCs w:val="24"/>
+          <w:lang w:val="en-AU"/>
+        </w:rPr>
+        <w:br/>
+      </w:r>
+    </w:p>
+    <w:p>
+      <w:pPr>
+        <w:numPr>
+          <w:ilvl w:val="0"/>
+          <w:numId w:val="12"/>
+        </w:numPr>
+        <w:spacing w:line="240" w:lineRule="auto"/>
+        <w:textAlignment w:val="baseline"/>
+        <w:rPr>
+          <w:rFonts w:eastAsia="Times New Roman"/>
+          <w:color w:val="000000"/>
+          <w:lang w:val="en-AU"/>
+        </w:rPr>
+      </w:pPr>
+      <w:r>
+        <w:rPr>
+          <w:rFonts w:eastAsia="Times New Roman"/>
+          <w:color w:val="000000"/>
+          <w:lang w:val="en-AU"/>
+        </w:rPr>
+        <w:t>Ameera: Interview analysis with thematic methods</w:t>
+      </w:r>
+    </w:p>
+    <w:p>
+      <w:pPr>
+        <w:numPr>
+          <w:ilvl w:val="0"/>
+          <w:numId w:val="12"/>
+        </w:numPr>
+        <w:spacing w:line="240" w:lineRule="auto"/>
+        <w:textAlignment w:val="baseline"/>
+        <w:rPr>
+          <w:rFonts w:eastAsia="Times New Roman"/>
+          <w:color w:val="000000"/>
+          <w:lang w:val="en-AU"/>
+        </w:rPr>
+      </w:pPr>
+      <w:r>
+        <w:rPr>
+          <w:rFonts w:eastAsia="Times New Roman"/>
+          <w:color w:val="000000"/>
+          <w:lang w:val="en-AU"/>
+        </w:rPr>
+        <w:t>Isabelle: App figma</w:t>
+      </w:r>
+    </w:p>
+    <w:p>
+      <w:pPr>
+        <w:numPr>
+          <w:ilvl w:val="0"/>
+          <w:numId w:val="12"/>
+        </w:numPr>
+        <w:spacing w:line="240" w:lineRule="auto"/>
+        <w:textAlignment w:val="baseline"/>
+        <w:rPr>
+          <w:rFonts w:eastAsia="Times New Roman"/>
+          <w:color w:val="000000"/>
+          <w:lang w:val="en-AU"/>
+        </w:rPr>
+      </w:pPr>
+      <w:r>
+        <w:rPr>
+          <w:rFonts w:eastAsia="Times New Roman"/>
+          <w:color w:val="000000"/>
+          <w:lang w:val="en-AU"/>
+        </w:rPr>
+        <w:t>Natasha: Build physical prototype, to bring in as much as possible on thursday</w:t>
+      </w:r>
+    </w:p>
+    <w:p>
+      <w:pPr>
+        <w:numPr>
+          <w:ilvl w:val="0"/>
+          <w:numId w:val="12"/>
+        </w:numPr>
+        <w:spacing w:line="240" w:lineRule="auto"/>
+        <w:textAlignment w:val="baseline"/>
+        <w:rPr>
+          <w:rFonts w:eastAsia="Times New Roman"/>
+          <w:color w:val="000000"/>
+          <w:lang w:val="en-AU"/>
+        </w:rPr>
+      </w:pPr>
+      <w:r>
+        <w:rPr>
+          <w:rFonts w:eastAsia="Times New Roman"/>
+          <w:color w:val="000000"/>
+          <w:lang w:val="en-AU"/>
+        </w:rPr>
+        <w:t>Nayla: Excerpts from interview that support design decisions</w:t>
       </w:r>
     </w:p>
     <w:p>
@@ -647,6 +906,155 @@
     </w:lvl>
   </w:abstractNum>
   <w:abstractNum w:abstractNumId="1" w15:restartNumberingAfterBreak="0">
+    <w:nsid w:val="05AD77F7"/>
+    <w:multiLevelType w:val="multilevel"/>
+    <w:tmpl w:val="3EDCEE98"/>
+    <w:lvl w:ilvl="0">
+      <w:start w:val="1"/>
+      <w:numFmt w:val="bullet"/>
+      <w:lvlText w:val=""/>
+      <w:lvlJc w:val="left"/>
+      <w:pPr>
+        <w:tabs>
+          <w:tab w:val="num" w:pos="720"/>
+        </w:tabs>
+        <w:ind w:left="720" w:hanging="360"/>
+      </w:pPr>
+      <w:rPr>
+        <w:rFonts w:ascii="Symbol" w:hAnsi="Symbol" w:hint="default"/>
+        <w:sz w:val="20"/>
+      </w:rPr>
+    </w:lvl>
+    <w:lvl w:ilvl="1" w:tentative="1">
+      <w:start w:val="1"/>
+      <w:numFmt w:val="bullet"/>
+      <w:lvlText w:val="o"/>
+      <w:lvlJc w:val="left"/>
+      <w:pPr>
+        <w:tabs>
+          <w:tab w:val="num" w:pos="1440"/>
+        </w:tabs>
+        <w:ind w:left="1440" w:hanging="360"/>
+      </w:pPr>
+      <w:rPr>
+        <w:rFonts w:ascii="Courier New" w:hAnsi="Courier New" w:hint="default"/>
+        <w:sz w:val="20"/>
+      </w:rPr>
+    </w:lvl>
+    <w:lvl w:ilvl="2" w:tentative="1">
+      <w:start w:val="1"/>
+      <w:numFmt w:val="bullet"/>
+      <w:lvlText w:val=""/>
+      <w:lvlJc w:val="left"/>
+      <w:pPr>
+        <w:tabs>
+          <w:tab w:val="num" w:pos="2160"/>
+        </w:tabs>
+        <w:ind w:left="2160" w:hanging="360"/>
+      </w:pPr>
+      <w:rPr>
+        <w:rFonts w:ascii="Wingdings" w:hAnsi="Wingdings" w:hint="default"/>
+        <w:sz w:val="20"/>
+      </w:rPr>
+    </w:lvl>
+    <w:lvl w:ilvl="3" w:tentative="1">
+      <w:start w:val="1"/>
+      <w:numFmt w:val="bullet"/>
+      <w:lvlText w:val=""/>
+      <w:lvlJc w:val="left"/>
+      <w:pPr>
+        <w:tabs>
+          <w:tab w:val="num" w:pos="2880"/>
+        </w:tabs>
+        <w:ind w:left="2880" w:hanging="360"/>
+      </w:pPr>
+      <w:rPr>
+        <w:rFonts w:ascii="Wingdings" w:hAnsi="Wingdings" w:hint="default"/>
+        <w:sz w:val="20"/>
+      </w:rPr>
+    </w:lvl>
+    <w:lvl w:ilvl="4" w:tentative="1">
+      <w:start w:val="1"/>
+      <w:numFmt w:val="bullet"/>
+      <w:lvlText w:val=""/>
+      <w:lvlJc w:val="left"/>
+      <w:pPr>
+        <w:tabs>
+          <w:tab w:val="num" w:pos="3600"/>
+        </w:tabs>
+        <w:ind w:left="3600" w:hanging="360"/>
+      </w:pPr>
+      <w:rPr>
+        <w:rFonts w:ascii="Wingdings" w:hAnsi="Wingdings" w:hint="default"/>
+        <w:sz w:val="20"/>
+      </w:rPr>
+    </w:lvl>
+    <w:lvl w:ilvl="5" w:tentative="1">
+      <w:start w:val="1"/>
+      <w:numFmt w:val="bullet"/>
+      <w:lvlText w:val=""/>
+      <w:lvlJc w:val="left"/>
+      <w:pPr>
+        <w:tabs>
+          <w:tab w:val="num" w:pos="4320"/>
+        </w:tabs>
+        <w:ind w:left="4320" w:hanging="360"/>
+      </w:pPr>
+      <w:rPr>
+        <w:rFonts w:ascii="Wingdings" w:hAnsi="Wingdings" w:hint="default"/>
+        <w:sz w:val="20"/>
+      </w:rPr>
+    </w:lvl>
+    <w:lvl w:ilvl="6" w:tentative="1">
+      <w:start w:val="1"/>
+      <w:numFmt w:val="bullet"/>
+      <w:lvlText w:val=""/>
+      <w:lvlJc w:val="left"/>
+      <w:pPr>
+        <w:tabs>
+          <w:tab w:val="num" w:pos="5040"/>
+        </w:tabs>
+        <w:ind w:left="5040" w:hanging="360"/>
+      </w:pPr>
+      <w:rPr>
+        <w:rFonts w:ascii="Wingdings" w:hAnsi="Wingdings" w:hint="default"/>
+        <w:sz w:val="20"/>
+      </w:rPr>
+    </w:lvl>
+    <w:lvl w:ilvl="7" w:tentative="1">
+      <w:start w:val="1"/>
+      <w:numFmt w:val="bullet"/>
+      <w:lvlText w:val=""/>
+      <w:lvlJc w:val="left"/>
+      <w:pPr>
+        <w:tabs>
+          <w:tab w:val="num" w:pos="5760"/>
+        </w:tabs>
+        <w:ind w:left="5760" w:hanging="360"/>
+      </w:pPr>
+      <w:rPr>
+        <w:rFonts w:ascii="Wingdings" w:hAnsi="Wingdings" w:hint="default"/>
+        <w:sz w:val="20"/>
+      </w:rPr>
+    </w:lvl>
+    <w:lvl w:ilvl="8" w:tentative="1">
+      <w:start w:val="1"/>
+      <w:numFmt w:val="bullet"/>
+      <w:lvlText w:val=""/>
+      <w:lvlJc w:val="left"/>
+      <w:pPr>
+        <w:tabs>
+          <w:tab w:val="num" w:pos="6480"/>
+        </w:tabs>
+        <w:ind w:left="6480" w:hanging="360"/>
+      </w:pPr>
+      <w:rPr>
+        <w:rFonts w:ascii="Wingdings" w:hAnsi="Wingdings" w:hint="default"/>
+        <w:sz w:val="20"/>
+      </w:rPr>
+    </w:lvl>
+  </w:abstractNum>
+  <w:abstractNum w:abstractNumId="2" w15:restartNumberingAfterBreak="0">
     <w:nsid w:val="06411836"/>
     <w:multiLevelType w:val="multilevel"/>
     <w:tmpl w:val="F992E978"/>
@@ -795,7 +1203,7 @@
       </w:rPr>
     </w:lvl>
   </w:abstractNum>
-  <w:abstractNum w:abstractNumId="2" w15:restartNumberingAfterBreak="0">
+  <w:abstractNum w:abstractNumId="3" w15:restartNumberingAfterBreak="0">
     <w:nsid w:val="1D1141F2"/>
     <w:multiLevelType w:val="multilevel"/>
     <w:tmpl w:val="4E043D74"/>
@@ -944,7 +1352,7 @@
       </w:rPr>
     </w:lvl>
   </w:abstractNum>
-  <w:abstractNum w:abstractNumId="3" w15:restartNumberingAfterBreak="0">
+  <w:abstractNum w:abstractNumId="4" w15:restartNumberingAfterBreak="0">
     <w:nsid w:val="34781557"/>
     <w:multiLevelType w:val="multilevel"/>
     <w:tmpl w:val="CE94B842"/>
@@ -1057,7 +1465,7 @@
       </w:rPr>
     </w:lvl>
   </w:abstractNum>
-  <w:abstractNum w:abstractNumId="4" w15:restartNumberingAfterBreak="0">
+  <w:abstractNum w:abstractNumId="5" w15:restartNumberingAfterBreak="0">
     <w:nsid w:val="4B4017E8"/>
     <w:multiLevelType w:val="multilevel"/>
     <w:tmpl w:val="1BE6A3CE"/>
@@ -1170,7 +1578,7 @@
       </w:rPr>
     </w:lvl>
   </w:abstractNum>
-  <w:abstractNum w:abstractNumId="5" w15:restartNumberingAfterBreak="0">
+  <w:abstractNum w:abstractNumId="6" w15:restartNumberingAfterBreak="0">
     <w:nsid w:val="54672875"/>
     <w:multiLevelType w:val="multilevel"/>
     <w:tmpl w:val="8D8217C4"/>
@@ -1283,23 +1691,470 @@
       </w:rPr>
     </w:lvl>
   </w:abstractNum>
+  <w:abstractNum w:abstractNumId="7" w15:restartNumberingAfterBreak="0">
+    <w:nsid w:val="6AE513DF"/>
+    <w:multiLevelType w:val="multilevel"/>
+    <w:tmpl w:val="27960A38"/>
+    <w:lvl w:ilvl="0">
+      <w:start w:val="1"/>
+      <w:numFmt w:val="bullet"/>
+      <w:lvlText w:val=""/>
+      <w:lvlJc w:val="left"/>
+      <w:pPr>
+        <w:tabs>
+          <w:tab w:val="num" w:pos="720"/>
+        </w:tabs>
+        <w:ind w:left="720" w:hanging="360"/>
+      </w:pPr>
+      <w:rPr>
+        <w:rFonts w:ascii="Symbol" w:hAnsi="Symbol" w:hint="default"/>
+        <w:sz w:val="20"/>
+      </w:rPr>
+    </w:lvl>
+    <w:lvl w:ilvl="1" w:tentative="1">
+      <w:start w:val="1"/>
+      <w:numFmt w:val="bullet"/>
+      <w:lvlText w:val="o"/>
+      <w:lvlJc w:val="left"/>
+      <w:pPr>
+        <w:tabs>
+          <w:tab w:val="num" w:pos="1440"/>
+        </w:tabs>
+        <w:ind w:left="1440" w:hanging="360"/>
+      </w:pPr>
+      <w:rPr>
+        <w:rFonts w:ascii="Courier New" w:hAnsi="Courier New" w:hint="default"/>
+        <w:sz w:val="20"/>
+      </w:rPr>
+    </w:lvl>
+    <w:lvl w:ilvl="2" w:tentative="1">
+      <w:start w:val="1"/>
+      <w:numFmt w:val="bullet"/>
+      <w:lvlText w:val=""/>
+      <w:lvlJc w:val="left"/>
+      <w:pPr>
+        <w:tabs>
+          <w:tab w:val="num" w:pos="2160"/>
+        </w:tabs>
+        <w:ind w:left="2160" w:hanging="360"/>
+      </w:pPr>
+      <w:rPr>
+        <w:rFonts w:ascii="Wingdings" w:hAnsi="Wingdings" w:hint="default"/>
+        <w:sz w:val="20"/>
+      </w:rPr>
+    </w:lvl>
+    <w:lvl w:ilvl="3" w:tentative="1">
+      <w:start w:val="1"/>
+      <w:numFmt w:val="bullet"/>
+      <w:lvlText w:val=""/>
+      <w:lvlJc w:val="left"/>
+      <w:pPr>
+        <w:tabs>
+          <w:tab w:val="num" w:pos="2880"/>
+        </w:tabs>
+        <w:ind w:left="2880" w:hanging="360"/>
+      </w:pPr>
+      <w:rPr>
+        <w:rFonts w:ascii="Wingdings" w:hAnsi="Wingdings" w:hint="default"/>
+        <w:sz w:val="20"/>
+      </w:rPr>
+    </w:lvl>
+    <w:lvl w:ilvl="4" w:tentative="1">
+      <w:start w:val="1"/>
+      <w:numFmt w:val="bullet"/>
+      <w:lvlText w:val=""/>
+      <w:lvlJc w:val="left"/>
+      <w:pPr>
+        <w:tabs>
+          <w:tab w:val="num" w:pos="3600"/>
+        </w:tabs>
+        <w:ind w:left="3600" w:hanging="360"/>
+      </w:pPr>
+      <w:rPr>
+        <w:rFonts w:ascii="Wingdings" w:hAnsi="Wingdings" w:hint="default"/>
+        <w:sz w:val="20"/>
+      </w:rPr>
+    </w:lvl>
+    <w:lvl w:ilvl="5" w:tentative="1">
+      <w:start w:val="1"/>
+      <w:numFmt w:val="bullet"/>
+      <w:lvlText w:val=""/>
+      <w:lvlJc w:val="left"/>
+      <w:pPr>
+        <w:tabs>
+          <w:tab w:val="num" w:pos="4320"/>
+        </w:tabs>
+        <w:ind w:left="4320" w:hanging="360"/>
+      </w:pPr>
+      <w:rPr>
+        <w:rFonts w:ascii="Wingdings" w:hAnsi="Wingdings" w:hint="default"/>
+        <w:sz w:val="20"/>
+      </w:rPr>
+    </w:lvl>
+    <w:lvl w:ilvl="6" w:tentative="1">
+      <w:start w:val="1"/>
+      <w:numFmt w:val="bullet"/>
+      <w:lvlText w:val=""/>
+      <w:lvlJc w:val="left"/>
+      <w:pPr>
+        <w:tabs>
+          <w:tab w:val="num" w:pos="5040"/>
+        </w:tabs>
+        <w:ind w:left="5040" w:hanging="360"/>
+      </w:pPr>
+      <w:rPr>
+        <w:rFonts w:ascii="Wingdings" w:hAnsi="Wingdings" w:hint="default"/>
+        <w:sz w:val="20"/>
+      </w:rPr>
+    </w:lvl>
+    <w:lvl w:ilvl="7" w:tentative="1">
+      <w:start w:val="1"/>
+      <w:numFmt w:val="bullet"/>
+      <w:lvlText w:val=""/>
+      <w:lvlJc w:val="left"/>
+      <w:pPr>
+        <w:tabs>
+          <w:tab w:val="num" w:pos="5760"/>
+        </w:tabs>
+        <w:ind w:left="5760" w:hanging="360"/>
+      </w:pPr>
+      <w:rPr>
+        <w:rFonts w:ascii="Wingdings" w:hAnsi="Wingdings" w:hint="default"/>
+        <w:sz w:val="20"/>
+      </w:rPr>
+    </w:lvl>
+    <w:lvl w:ilvl="8" w:tentative="1">
+      <w:start w:val="1"/>
+      <w:numFmt w:val="bullet"/>
+      <w:lvlText w:val=""/>
+      <w:lvlJc w:val="left"/>
+      <w:pPr>
+        <w:tabs>
+          <w:tab w:val="num" w:pos="6480"/>
+        </w:tabs>
+        <w:ind w:left="6480" w:hanging="360"/>
+      </w:pPr>
+      <w:rPr>
+        <w:rFonts w:ascii="Wingdings" w:hAnsi="Wingdings" w:hint="default"/>
+        <w:sz w:val="20"/>
+      </w:rPr>
+    </w:lvl>
+  </w:abstractNum>
+  <w:abstractNum w:abstractNumId="8" w15:restartNumberingAfterBreak="0">
+    <w:nsid w:val="6F612B4D"/>
+    <w:multiLevelType w:val="multilevel"/>
+    <w:tmpl w:val="B61492A2"/>
+    <w:lvl w:ilvl="0">
+      <w:start w:val="1"/>
+      <w:numFmt w:val="bullet"/>
+      <w:lvlText w:val=""/>
+      <w:lvlJc w:val="left"/>
+      <w:pPr>
+        <w:tabs>
+          <w:tab w:val="num" w:pos="720"/>
+        </w:tabs>
+        <w:ind w:left="720" w:hanging="360"/>
+      </w:pPr>
+      <w:rPr>
+        <w:rFonts w:ascii="Symbol" w:hAnsi="Symbol" w:hint="default"/>
+        <w:sz w:val="20"/>
+      </w:rPr>
+    </w:lvl>
+    <w:lvl w:ilvl="1" w:tentative="1">
+      <w:start w:val="1"/>
+      <w:numFmt w:val="bullet"/>
+      <w:lvlText w:val="o"/>
+      <w:lvlJc w:val="left"/>
+      <w:pPr>
+        <w:tabs>
+          <w:tab w:val="num" w:pos="1440"/>
+        </w:tabs>
+        <w:ind w:left="1440" w:hanging="360"/>
+      </w:pPr>
+      <w:rPr>
+        <w:rFonts w:ascii="Courier New" w:hAnsi="Courier New" w:hint="default"/>
+        <w:sz w:val="20"/>
+      </w:rPr>
+    </w:lvl>
+    <w:lvl w:ilvl="2" w:tentative="1">
+      <w:start w:val="1"/>
+      <w:numFmt w:val="bullet"/>
+      <w:lvlText w:val=""/>
+      <w:lvlJc w:val="left"/>
+      <w:pPr>
+        <w:tabs>
+          <w:tab w:val="num" w:pos="2160"/>
+        </w:tabs>
+        <w:ind w:left="2160" w:hanging="360"/>
+      </w:pPr>
+      <w:rPr>
+        <w:rFonts w:ascii="Wingdings" w:hAnsi="Wingdings" w:hint="default"/>
+        <w:sz w:val="20"/>
+      </w:rPr>
+    </w:lvl>
+    <w:lvl w:ilvl="3" w:tentative="1">
+      <w:start w:val="1"/>
+      <w:numFmt w:val="bullet"/>
+      <w:lvlText w:val=""/>
+      <w:lvlJc w:val="left"/>
+      <w:pPr>
+        <w:tabs>
+          <w:tab w:val="num" w:pos="2880"/>
+        </w:tabs>
+        <w:ind w:left="2880" w:hanging="360"/>
+      </w:pPr>
+      <w:rPr>
+        <w:rFonts w:ascii="Wingdings" w:hAnsi="Wingdings" w:hint="default"/>
+        <w:sz w:val="20"/>
+      </w:rPr>
+    </w:lvl>
+    <w:lvl w:ilvl="4" w:tentative="1">
+      <w:start w:val="1"/>
+      <w:numFmt w:val="bullet"/>
+      <w:lvlText w:val=""/>
+      <w:lvlJc w:val="left"/>
+      <w:pPr>
+        <w:tabs>
+          <w:tab w:val="num" w:pos="3600"/>
+        </w:tabs>
+        <w:ind w:left="3600" w:hanging="360"/>
+      </w:pPr>
+      <w:rPr>
+        <w:rFonts w:ascii="Wingdings" w:hAnsi="Wingdings" w:hint="default"/>
+        <w:sz w:val="20"/>
+      </w:rPr>
+    </w:lvl>
+    <w:lvl w:ilvl="5" w:tentative="1">
+      <w:start w:val="1"/>
+      <w:numFmt w:val="bullet"/>
+      <w:lvlText w:val=""/>
+      <w:lvlJc w:val="left"/>
+      <w:pPr>
+        <w:tabs>
+          <w:tab w:val="num" w:pos="4320"/>
+        </w:tabs>
+        <w:ind w:left="4320" w:hanging="360"/>
+      </w:pPr>
+      <w:rPr>
+        <w:rFonts w:ascii="Wingdings" w:hAnsi="Wingdings" w:hint="default"/>
+        <w:sz w:val="20"/>
+      </w:rPr>
+    </w:lvl>
+    <w:lvl w:ilvl="6" w:tentative="1">
+      <w:start w:val="1"/>
+      <w:numFmt w:val="bullet"/>
+      <w:lvlText w:val=""/>
+      <w:lvlJc w:val="left"/>
+      <w:pPr>
+        <w:tabs>
+          <w:tab w:val="num" w:pos="5040"/>
+        </w:tabs>
+        <w:ind w:left="5040" w:hanging="360"/>
+      </w:pPr>
+      <w:rPr>
+        <w:rFonts w:ascii="Wingdings" w:hAnsi="Wingdings" w:hint="default"/>
+        <w:sz w:val="20"/>
+      </w:rPr>
+    </w:lvl>
+    <w:lvl w:ilvl="7" w:tentative="1">
+      <w:start w:val="1"/>
+      <w:numFmt w:val="bullet"/>
+      <w:lvlText w:val=""/>
+      <w:lvlJc w:val="left"/>
+      <w:pPr>
+        <w:tabs>
+          <w:tab w:val="num" w:pos="5760"/>
+        </w:tabs>
+        <w:ind w:left="5760" w:hanging="360"/>
+      </w:pPr>
+      <w:rPr>
+        <w:rFonts w:ascii="Wingdings" w:hAnsi="Wingdings" w:hint="default"/>
+        <w:sz w:val="20"/>
+      </w:rPr>
+    </w:lvl>
+    <w:lvl w:ilvl="8" w:tentative="1">
+      <w:start w:val="1"/>
+      <w:numFmt w:val="bullet"/>
+      <w:lvlText w:val=""/>
+      <w:lvlJc w:val="left"/>
+      <w:pPr>
+        <w:tabs>
+          <w:tab w:val="num" w:pos="6480"/>
+        </w:tabs>
+        <w:ind w:left="6480" w:hanging="360"/>
+      </w:pPr>
+      <w:rPr>
+        <w:rFonts w:ascii="Wingdings" w:hAnsi="Wingdings" w:hint="default"/>
+        <w:sz w:val="20"/>
+      </w:rPr>
+    </w:lvl>
+  </w:abstractNum>
+  <w:abstractNum w:abstractNumId="9" w15:restartNumberingAfterBreak="0">
+    <w:nsid w:val="76A15153"/>
+    <w:multiLevelType w:val="multilevel"/>
+    <w:tmpl w:val="31923736"/>
+    <w:lvl w:ilvl="0">
+      <w:start w:val="1"/>
+      <w:numFmt w:val="bullet"/>
+      <w:lvlText w:val=""/>
+      <w:lvlJc w:val="left"/>
+      <w:pPr>
+        <w:tabs>
+          <w:tab w:val="num" w:pos="720"/>
+        </w:tabs>
+        <w:ind w:left="720" w:hanging="360"/>
+      </w:pPr>
+      <w:rPr>
+        <w:rFonts w:ascii="Symbol" w:hAnsi="Symbol" w:hint="default"/>
+        <w:sz w:val="20"/>
+      </w:rPr>
+    </w:lvl>
+    <w:lvl w:ilvl="1">
+      <w:start w:val="1"/>
+      <w:numFmt w:val="bullet"/>
+      <w:lvlText w:val="o"/>
+      <w:lvlJc w:val="left"/>
+      <w:pPr>
+        <w:tabs>
+          <w:tab w:val="num" w:pos="1440"/>
+        </w:tabs>
+        <w:ind w:left="1440" w:hanging="360"/>
+      </w:pPr>
+      <w:rPr>
+        <w:rFonts w:ascii="Courier New" w:hAnsi="Courier New" w:hint="default"/>
+        <w:sz w:val="20"/>
+      </w:rPr>
+    </w:lvl>
+    <w:lvl w:ilvl="2" w:tentative="1">
+      <w:start w:val="1"/>
+      <w:numFmt w:val="bullet"/>
+      <w:lvlText w:val=""/>
+      <w:lvlJc w:val="left"/>
+      <w:pPr>
+        <w:tabs>
+          <w:tab w:val="num" w:pos="2160"/>
+        </w:tabs>
+        <w:ind w:left="2160" w:hanging="360"/>
+      </w:pPr>
+      <w:rPr>
+        <w:rFonts w:ascii="Wingdings" w:hAnsi="Wingdings" w:hint="default"/>
+        <w:sz w:val="20"/>
+      </w:rPr>
+    </w:lvl>
+    <w:lvl w:ilvl="3" w:tentative="1">
+      <w:start w:val="1"/>
+      <w:numFmt w:val="bullet"/>
+      <w:lvlText w:val=""/>
+      <w:lvlJc w:val="left"/>
+      <w:pPr>
+        <w:tabs>
+          <w:tab w:val="num" w:pos="2880"/>
+        </w:tabs>
+        <w:ind w:left="2880" w:hanging="360"/>
+      </w:pPr>
+      <w:rPr>
+        <w:rFonts w:ascii="Wingdings" w:hAnsi="Wingdings" w:hint="default"/>
+        <w:sz w:val="20"/>
+      </w:rPr>
+    </w:lvl>
+    <w:lvl w:ilvl="4" w:tentative="1">
+      <w:start w:val="1"/>
+      <w:numFmt w:val="bullet"/>
+      <w:lvlText w:val=""/>
+      <w:lvlJc w:val="left"/>
+      <w:pPr>
+        <w:tabs>
+          <w:tab w:val="num" w:pos="3600"/>
+        </w:tabs>
+        <w:ind w:left="3600" w:hanging="360"/>
+      </w:pPr>
+      <w:rPr>
+        <w:rFonts w:ascii="Wingdings" w:hAnsi="Wingdings" w:hint="default"/>
+        <w:sz w:val="20"/>
+      </w:rPr>
+    </w:lvl>
+    <w:lvl w:ilvl="5" w:tentative="1">
+      <w:start w:val="1"/>
+      <w:numFmt w:val="bullet"/>
+      <w:lvlText w:val=""/>
+      <w:lvlJc w:val="left"/>
+      <w:pPr>
+        <w:tabs>
+          <w:tab w:val="num" w:pos="4320"/>
+        </w:tabs>
+        <w:ind w:left="4320" w:hanging="360"/>
+      </w:pPr>
+      <w:rPr>
+        <w:rFonts w:ascii="Wingdings" w:hAnsi="Wingdings" w:hint="default"/>
+        <w:sz w:val="20"/>
+      </w:rPr>
+    </w:lvl>
+    <w:lvl w:ilvl="6" w:tentative="1">
+      <w:start w:val="1"/>
+      <w:numFmt w:val="bullet"/>
+      <w:lvlText w:val=""/>
+      <w:lvlJc w:val="left"/>
+      <w:pPr>
+        <w:tabs>
+          <w:tab w:val="num" w:pos="5040"/>
+        </w:tabs>
+        <w:ind w:left="5040" w:hanging="360"/>
+      </w:pPr>
+      <w:rPr>
+        <w:rFonts w:ascii="Wingdings" w:hAnsi="Wingdings" w:hint="default"/>
+        <w:sz w:val="20"/>
+      </w:rPr>
+    </w:lvl>
+    <w:lvl w:ilvl="7" w:tentative="1">
+      <w:start w:val="1"/>
+      <w:numFmt w:val="bullet"/>
+      <w:lvlText w:val=""/>
+      <w:lvlJc w:val="left"/>
+      <w:pPr>
+        <w:tabs>
+          <w:tab w:val="num" w:pos="5760"/>
+        </w:tabs>
+        <w:ind w:left="5760" w:hanging="360"/>
+      </w:pPr>
+      <w:rPr>
+        <w:rFonts w:ascii="Wingdings" w:hAnsi="Wingdings" w:hint="default"/>
+        <w:sz w:val="20"/>
+      </w:rPr>
+    </w:lvl>
+    <w:lvl w:ilvl="8" w:tentative="1">
+      <w:start w:val="1"/>
+      <w:numFmt w:val="bullet"/>
+      <w:lvlText w:val=""/>
+      <w:lvlJc w:val="left"/>
+      <w:pPr>
+        <w:tabs>
+          <w:tab w:val="num" w:pos="6480"/>
+        </w:tabs>
+        <w:ind w:left="6480" w:hanging="360"/>
+      </w:pPr>
+      <w:rPr>
+        <w:rFonts w:ascii="Wingdings" w:hAnsi="Wingdings" w:hint="default"/>
+        <w:sz w:val="20"/>
+      </w:rPr>
+    </w:lvl>
+  </w:abstractNum>
   <w:num w:numId="1" w16cid:durableId="986084744">
-    <w:abstractNumId w:val="4"/>
+    <w:abstractNumId w:val="5"/>
   </w:num>
   <w:num w:numId="2" w16cid:durableId="510416762">
     <w:abstractNumId w:val="0"/>
   </w:num>
   <w:num w:numId="3" w16cid:durableId="1971666248">
+    <w:abstractNumId w:val="4"/>
+  </w:num>
+  <w:num w:numId="4" w16cid:durableId="1878732631">
+    <w:abstractNumId w:val="6"/>
+  </w:num>
+  <w:num w:numId="5" w16cid:durableId="2076539065">
     <w:abstractNumId w:val="3"/>
   </w:num>
-  <w:num w:numId="4" w16cid:durableId="1878732631">
-    <w:abstractNumId w:val="5"/>
-  </w:num>
-  <w:num w:numId="5" w16cid:durableId="2076539065">
-    <w:abstractNumId w:val="2"/>
-  </w:num>
   <w:num w:numId="6" w16cid:durableId="974943184">
-    <w:abstractNumId w:val="2"/>
+    <w:abstractNumId w:val="3"/>
     <w:lvlOverride w:ilvl="1">
       <w:lvl w:ilvl="1">
         <w:numFmt w:val="bullet"/>
@@ -1319,6 +2174,38 @@
     </w:lvlOverride>
   </w:num>
   <w:num w:numId="7" w16cid:durableId="243950669">
+    <w:abstractNumId w:val="2"/>
+  </w:num>
+  <w:num w:numId="8" w16cid:durableId="749808373">
+    <w:abstractNumId w:val="9"/>
+  </w:num>
+  <w:num w:numId="9" w16cid:durableId="139155886">
+    <w:abstractNumId w:val="9"/>
+    <w:lvlOverride w:ilvl="1">
+      <w:lvl w:ilvl="1">
+        <w:numFmt w:val="bullet"/>
+        <w:lvlText w:val=""/>
+        <w:lvlJc w:val="left"/>
+        <w:pPr>
+          <w:tabs>
+            <w:tab w:val="num" w:pos="1440"/>
+          </w:tabs>
+          <w:ind w:left="1440" w:hanging="360"/>
+        </w:pPr>
+        <w:rPr>
+          <w:rFonts w:ascii="Symbol" w:hAnsi="Symbol" w:hint="default"/>
+          <w:sz w:val="20"/>
+        </w:rPr>
+      </w:lvl>
+    </w:lvlOverride>
+  </w:num>
+  <w:num w:numId="10" w16cid:durableId="552354812">
+    <w:abstractNumId w:val="7"/>
+  </w:num>
+  <w:num w:numId="11" w16cid:durableId="1534417608">
+    <w:abstractNumId w:val="8"/>
+  </w:num>
+  <w:num w:numId="12" w16cid:durableId="1642491128">
     <w:abstractNumId w:val="1"/>
   </w:num>
 </w:numbering>

--- a/Progressive Work/Diary.docx
+++ b/Progressive Work/Diary.docx
@@ -659,7 +659,37 @@
     </w:p>
     <w:p>
       <w:pPr>
-        <w:rPr>
+        <w:pStyle w:val="NormalWeb"/>
+        <w:numPr>
+          <w:ilvl w:val="0"/>
+          <w:numId w:val="12"/>
+        </w:numPr>
+        <w:spacing w:before="0" w:beforeAutospacing="0" w:after="0" w:afterAutospacing="0"/>
+        <w:textAlignment w:val="baseline"/>
+        <w:rPr>
+          <w:rFonts w:ascii="Arial" w:hAnsi="Arial" w:cs="Arial"/>
+          <w:color w:val="000000"/>
+          <w:sz w:val="22"/>
+          <w:szCs w:val="22"/>
+        </w:rPr>
+      </w:pPr>
+      <w:r>
+        <w:rPr>
+          <w:rFonts w:ascii="Arial" w:hAnsi="Arial" w:cs="Arial"/>
+          <w:color w:val="000000"/>
+          <w:sz w:val="22"/>
+          <w:szCs w:val="22"/>
+        </w:rPr>
+        <w:t>Trent: Look at peer feedback and incorporate into design</w:t>
+      </w:r>
+    </w:p>
+    <w:p>
+      <w:pPr>
+        <w:spacing w:line="240" w:lineRule="auto"/>
+        <w:textAlignment w:val="baseline"/>
+        <w:rPr>
+          <w:rFonts w:eastAsia="Times New Roman"/>
+          <w:color w:val="000000"/>
           <w:lang w:val="en-AU"/>
         </w:rPr>
       </w:pPr>
@@ -1204,6 +1234,155 @@
     </w:lvl>
   </w:abstractNum>
   <w:abstractNum w:abstractNumId="3" w15:restartNumberingAfterBreak="0">
+    <w:nsid w:val="0DB630EA"/>
+    <w:multiLevelType w:val="multilevel"/>
+    <w:tmpl w:val="9974A01C"/>
+    <w:lvl w:ilvl="0">
+      <w:start w:val="1"/>
+      <w:numFmt w:val="bullet"/>
+      <w:lvlText w:val=""/>
+      <w:lvlJc w:val="left"/>
+      <w:pPr>
+        <w:tabs>
+          <w:tab w:val="num" w:pos="720"/>
+        </w:tabs>
+        <w:ind w:left="720" w:hanging="360"/>
+      </w:pPr>
+      <w:rPr>
+        <w:rFonts w:ascii="Symbol" w:hAnsi="Symbol" w:hint="default"/>
+        <w:sz w:val="20"/>
+      </w:rPr>
+    </w:lvl>
+    <w:lvl w:ilvl="1" w:tentative="1">
+      <w:start w:val="1"/>
+      <w:numFmt w:val="bullet"/>
+      <w:lvlText w:val="o"/>
+      <w:lvlJc w:val="left"/>
+      <w:pPr>
+        <w:tabs>
+          <w:tab w:val="num" w:pos="1440"/>
+        </w:tabs>
+        <w:ind w:left="1440" w:hanging="360"/>
+      </w:pPr>
+      <w:rPr>
+        <w:rFonts w:ascii="Courier New" w:hAnsi="Courier New" w:hint="default"/>
+        <w:sz w:val="20"/>
+      </w:rPr>
+    </w:lvl>
+    <w:lvl w:ilvl="2" w:tentative="1">
+      <w:start w:val="1"/>
+      <w:numFmt w:val="bullet"/>
+      <w:lvlText w:val=""/>
+      <w:lvlJc w:val="left"/>
+      <w:pPr>
+        <w:tabs>
+          <w:tab w:val="num" w:pos="2160"/>
+        </w:tabs>
+        <w:ind w:left="2160" w:hanging="360"/>
+      </w:pPr>
+      <w:rPr>
+        <w:rFonts w:ascii="Wingdings" w:hAnsi="Wingdings" w:hint="default"/>
+        <w:sz w:val="20"/>
+      </w:rPr>
+    </w:lvl>
+    <w:lvl w:ilvl="3" w:tentative="1">
+      <w:start w:val="1"/>
+      <w:numFmt w:val="bullet"/>
+      <w:lvlText w:val=""/>
+      <w:lvlJc w:val="left"/>
+      <w:pPr>
+        <w:tabs>
+          <w:tab w:val="num" w:pos="2880"/>
+        </w:tabs>
+        <w:ind w:left="2880" w:hanging="360"/>
+      </w:pPr>
+      <w:rPr>
+        <w:rFonts w:ascii="Wingdings" w:hAnsi="Wingdings" w:hint="default"/>
+        <w:sz w:val="20"/>
+      </w:rPr>
+    </w:lvl>
+    <w:lvl w:ilvl="4" w:tentative="1">
+      <w:start w:val="1"/>
+      <w:numFmt w:val="bullet"/>
+      <w:lvlText w:val=""/>
+      <w:lvlJc w:val="left"/>
+      <w:pPr>
+        <w:tabs>
+          <w:tab w:val="num" w:pos="3600"/>
+        </w:tabs>
+        <w:ind w:left="3600" w:hanging="360"/>
+      </w:pPr>
+      <w:rPr>
+        <w:rFonts w:ascii="Wingdings" w:hAnsi="Wingdings" w:hint="default"/>
+        <w:sz w:val="20"/>
+      </w:rPr>
+    </w:lvl>
+    <w:lvl w:ilvl="5" w:tentative="1">
+      <w:start w:val="1"/>
+      <w:numFmt w:val="bullet"/>
+      <w:lvlText w:val=""/>
+      <w:lvlJc w:val="left"/>
+      <w:pPr>
+        <w:tabs>
+          <w:tab w:val="num" w:pos="4320"/>
+        </w:tabs>
+        <w:ind w:left="4320" w:hanging="360"/>
+      </w:pPr>
+      <w:rPr>
+        <w:rFonts w:ascii="Wingdings" w:hAnsi="Wingdings" w:hint="default"/>
+        <w:sz w:val="20"/>
+      </w:rPr>
+    </w:lvl>
+    <w:lvl w:ilvl="6" w:tentative="1">
+      <w:start w:val="1"/>
+      <w:numFmt w:val="bullet"/>
+      <w:lvlText w:val=""/>
+      <w:lvlJc w:val="left"/>
+      <w:pPr>
+        <w:tabs>
+          <w:tab w:val="num" w:pos="5040"/>
+        </w:tabs>
+        <w:ind w:left="5040" w:hanging="360"/>
+      </w:pPr>
+      <w:rPr>
+        <w:rFonts w:ascii="Wingdings" w:hAnsi="Wingdings" w:hint="default"/>
+        <w:sz w:val="20"/>
+      </w:rPr>
+    </w:lvl>
+    <w:lvl w:ilvl="7" w:tentative="1">
+      <w:start w:val="1"/>
+      <w:numFmt w:val="bullet"/>
+      <w:lvlText w:val=""/>
+      <w:lvlJc w:val="left"/>
+      <w:pPr>
+        <w:tabs>
+          <w:tab w:val="num" w:pos="5760"/>
+        </w:tabs>
+        <w:ind w:left="5760" w:hanging="360"/>
+      </w:pPr>
+      <w:rPr>
+        <w:rFonts w:ascii="Wingdings" w:hAnsi="Wingdings" w:hint="default"/>
+        <w:sz w:val="20"/>
+      </w:rPr>
+    </w:lvl>
+    <w:lvl w:ilvl="8" w:tentative="1">
+      <w:start w:val="1"/>
+      <w:numFmt w:val="bullet"/>
+      <w:lvlText w:val=""/>
+      <w:lvlJc w:val="left"/>
+      <w:pPr>
+        <w:tabs>
+          <w:tab w:val="num" w:pos="6480"/>
+        </w:tabs>
+        <w:ind w:left="6480" w:hanging="360"/>
+      </w:pPr>
+      <w:rPr>
+        <w:rFonts w:ascii="Wingdings" w:hAnsi="Wingdings" w:hint="default"/>
+        <w:sz w:val="20"/>
+      </w:rPr>
+    </w:lvl>
+  </w:abstractNum>
+  <w:abstractNum w:abstractNumId="4" w15:restartNumberingAfterBreak="0">
     <w:nsid w:val="1D1141F2"/>
     <w:multiLevelType w:val="multilevel"/>
     <w:tmpl w:val="4E043D74"/>
@@ -1352,7 +1531,7 @@
       </w:rPr>
     </w:lvl>
   </w:abstractNum>
-  <w:abstractNum w:abstractNumId="4" w15:restartNumberingAfterBreak="0">
+  <w:abstractNum w:abstractNumId="5" w15:restartNumberingAfterBreak="0">
     <w:nsid w:val="34781557"/>
     <w:multiLevelType w:val="multilevel"/>
     <w:tmpl w:val="CE94B842"/>
@@ -1465,7 +1644,7 @@
       </w:rPr>
     </w:lvl>
   </w:abstractNum>
-  <w:abstractNum w:abstractNumId="5" w15:restartNumberingAfterBreak="0">
+  <w:abstractNum w:abstractNumId="6" w15:restartNumberingAfterBreak="0">
     <w:nsid w:val="4B4017E8"/>
     <w:multiLevelType w:val="multilevel"/>
     <w:tmpl w:val="1BE6A3CE"/>
@@ -1578,7 +1757,7 @@
       </w:rPr>
     </w:lvl>
   </w:abstractNum>
-  <w:abstractNum w:abstractNumId="6" w15:restartNumberingAfterBreak="0">
+  <w:abstractNum w:abstractNumId="7" w15:restartNumberingAfterBreak="0">
     <w:nsid w:val="54672875"/>
     <w:multiLevelType w:val="multilevel"/>
     <w:tmpl w:val="8D8217C4"/>
@@ -1691,7 +1870,7 @@
       </w:rPr>
     </w:lvl>
   </w:abstractNum>
-  <w:abstractNum w:abstractNumId="7" w15:restartNumberingAfterBreak="0">
+  <w:abstractNum w:abstractNumId="8" w15:restartNumberingAfterBreak="0">
     <w:nsid w:val="6AE513DF"/>
     <w:multiLevelType w:val="multilevel"/>
     <w:tmpl w:val="27960A38"/>
@@ -1840,7 +2019,7 @@
       </w:rPr>
     </w:lvl>
   </w:abstractNum>
-  <w:abstractNum w:abstractNumId="8" w15:restartNumberingAfterBreak="0">
+  <w:abstractNum w:abstractNumId="9" w15:restartNumberingAfterBreak="0">
     <w:nsid w:val="6F612B4D"/>
     <w:multiLevelType w:val="multilevel"/>
     <w:tmpl w:val="B61492A2"/>
@@ -1989,7 +2168,7 @@
       </w:rPr>
     </w:lvl>
   </w:abstractNum>
-  <w:abstractNum w:abstractNumId="9" w15:restartNumberingAfterBreak="0">
+  <w:abstractNum w:abstractNumId="10" w15:restartNumberingAfterBreak="0">
     <w:nsid w:val="76A15153"/>
     <w:multiLevelType w:val="multilevel"/>
     <w:tmpl w:val="31923736"/>
@@ -2139,22 +2318,22 @@
     </w:lvl>
   </w:abstractNum>
   <w:num w:numId="1" w16cid:durableId="986084744">
-    <w:abstractNumId w:val="5"/>
+    <w:abstractNumId w:val="6"/>
   </w:num>
   <w:num w:numId="2" w16cid:durableId="510416762">
     <w:abstractNumId w:val="0"/>
   </w:num>
   <w:num w:numId="3" w16cid:durableId="1971666248">
+    <w:abstractNumId w:val="5"/>
+  </w:num>
+  <w:num w:numId="4" w16cid:durableId="1878732631">
+    <w:abstractNumId w:val="7"/>
+  </w:num>
+  <w:num w:numId="5" w16cid:durableId="2076539065">
     <w:abstractNumId w:val="4"/>
   </w:num>
-  <w:num w:numId="4" w16cid:durableId="1878732631">
-    <w:abstractNumId w:val="6"/>
-  </w:num>
-  <w:num w:numId="5" w16cid:durableId="2076539065">
-    <w:abstractNumId w:val="3"/>
-  </w:num>
   <w:num w:numId="6" w16cid:durableId="974943184">
-    <w:abstractNumId w:val="3"/>
+    <w:abstractNumId w:val="4"/>
     <w:lvlOverride w:ilvl="1">
       <w:lvl w:ilvl="1">
         <w:numFmt w:val="bullet"/>
@@ -2177,10 +2356,10 @@
     <w:abstractNumId w:val="2"/>
   </w:num>
   <w:num w:numId="8" w16cid:durableId="749808373">
-    <w:abstractNumId w:val="9"/>
+    <w:abstractNumId w:val="10"/>
   </w:num>
   <w:num w:numId="9" w16cid:durableId="139155886">
-    <w:abstractNumId w:val="9"/>
+    <w:abstractNumId w:val="10"/>
     <w:lvlOverride w:ilvl="1">
       <w:lvl w:ilvl="1">
         <w:numFmt w:val="bullet"/>
@@ -2200,13 +2379,16 @@
     </w:lvlOverride>
   </w:num>
   <w:num w:numId="10" w16cid:durableId="552354812">
-    <w:abstractNumId w:val="7"/>
+    <w:abstractNumId w:val="8"/>
   </w:num>
   <w:num w:numId="11" w16cid:durableId="1534417608">
-    <w:abstractNumId w:val="8"/>
+    <w:abstractNumId w:val="9"/>
   </w:num>
   <w:num w:numId="12" w16cid:durableId="1642491128">
     <w:abstractNumId w:val="1"/>
+  </w:num>
+  <w:num w:numId="13" w16cid:durableId="1973708009">
+    <w:abstractNumId w:val="3"/>
   </w:num>
 </w:numbering>
 </file>
